--- a/06-学生侧材料/讲义/数学工具/数学工具-第6讲-量纲数量级与估算.docx
+++ b/06-学生侧材料/讲义/数学工具/数学工具-第6讲-量纲数量级与估算.docx
@@ -10898,7 +10898,7 @@
                 <w:rStyle w:val="VerbatimChar"/>
                 <w:rFonts w:ascii="Times New Roman" w:hAnsi="Times New Roman" w:eastAsia="Times New Roman" w:cs="Times New Roman"/>
               </w:rPr>
-              <w:t>4.11×10</w:t>
+              <w:t>4.12×10</w:t>
             </w:r>
             <w:r>
               <w:rPr>
@@ -10913,7 +10913,7 @@
                 <w:rStyle w:val="VerbatimChar"/>
                 <w:rFonts w:ascii="Times New Roman" w:hAnsi="Times New Roman" w:eastAsia="Times New Roman" w:cs="Times New Roman"/>
               </w:rPr>
-              <w:t xml:space="preserve"> J = 208.5 cm</w:t>
+              <w:t xml:space="preserve"> J = 207.2 cm</w:t>
             </w:r>
             <w:r>
               <w:rPr>
@@ -20834,52 +20834,22 @@
           </m:sup>
         </m:sSup>
       </m:oMath>
+    </w:p>
+    <w:p>
+      <w:pPr>
+        <w:pStyle w:val="BodyText"/>
+      </w:pPr>
+      <w:r>
+        <w:rPr>
+          <w:rFonts w:hint="eastAsia" w:ascii="Times New Roman" w:hAnsi="Times New Roman" w:eastAsia="FangSong" w:cs="Times New Roman"/>
+        </w:rPr>
+        <w:t xml:space="preserve">相乘得</w:t>
+      </w:r>
       <w:r>
         <w:rPr>
           <w:rFonts w:ascii="Times New Roman" w:hAnsi="Times New Roman" w:eastAsia="Times New Roman" w:cs="Times New Roman"/>
         </w:rPr>
         <w:t xml:space="preserve"> </w:t>
-      </w:r>
-      <w:r>
-        <w:rPr>
-          <w:rFonts w:hint="eastAsia" w:ascii="Times New Roman" w:hAnsi="Times New Roman" w:eastAsia="FangSong" w:cs="Times New Roman"/>
-        </w:rPr>
-        <w:t xml:space="preserve">乘积</w:t>
-      </w:r>
-      <w:r>
-        <w:rPr>
-          <w:rFonts w:ascii="Times New Roman" w:hAnsi="Times New Roman" w:eastAsia="Times New Roman" w:cs="Times New Roman"/>
-        </w:rPr>
-        <w:t xml:space="preserve"> =</w:t>
-      </w:r>
-      <w:r>
-        <w:rPr>
-          <w:rFonts w:ascii="Times New Roman" w:hAnsi="Times New Roman" w:eastAsia="Times New Roman" w:cs="Times New Roman"/>
-        </w:rPr>
-        <w:t xml:space="preserve"> </w:t>
-      </w:r>
-      <m:oMath>
-        <m:r>
-          <m:t>0.281</m:t>
-        </m:r>
-      </m:oMath>
-      <w:r>
-        <w:rPr>
-          <w:rFonts w:ascii="Times New Roman" w:hAnsi="Times New Roman" w:eastAsia="Times New Roman" w:cs="Times New Roman"/>
-        </w:rPr>
-        <w:t xml:space="preserve">? </w:t>
-      </w:r>
-      <w:r>
-        <w:rPr>
-          <w:rFonts w:hint="eastAsia" w:ascii="Times New Roman" w:hAnsi="Times New Roman" w:eastAsia="FangSong" w:cs="Times New Roman"/>
-        </w:rPr>
-        <w:t>重新算</w:t>
-      </w:r>
-      <w:r>
-        <w:rPr>
-          <w:rFonts w:hint="eastAsia" w:ascii="Times New Roman" w:hAnsi="Times New Roman" w:eastAsia="Times New Roman" w:cs="Times New Roman"/>
-        </w:rPr>
-        <w:t>：</w:t>
       </w:r>
       <m:oMath>
         <m:oMathPr>
@@ -20891,6 +20861,51 @@
           </m:ctrlPr>
         </m:oMathPr>
         <m:r>
+          <m:rPr>
+            <m:sty m:val="p"/>
+          </m:rPr>
+          <m:t>lg</m:t>
+        </m:r>
+        <m:f>
+          <m:fPr>
+            <m:type m:val="bar"/>
+          </m:fPr>
+          <m:num>
+            <m:sSub>
+              <m:e>
+                <m:r>
+                  <m:t>k</m:t>
+                </m:r>
+              </m:e>
+              <m:sub>
+                <m:r>
+                  <m:t>2</m:t>
+                </m:r>
+              </m:sub>
+            </m:sSub>
+          </m:num>
+          <m:den>
+            <m:sSub>
+              <m:e>
+                <m:r>
+                  <m:t>k</m:t>
+                </m:r>
+              </m:e>
+              <m:sub>
+                <m:r>
+                  <m:t>1</m:t>
+                </m:r>
+              </m:sub>
+            </m:sSub>
+          </m:den>
+        </m:f>
+        <m:r>
+          <m:rPr>
+            <m:sty m:val="p"/>
+          </m:rPr>
+          <m:t>=</m:t>
+        </m:r>
+        <m:r>
           <m:t>2.61</m:t>
         </m:r>
         <m:r>
@@ -20956,135 +20971,21 @@
       </m:oMath>
       <w:r>
         <w:rPr>
-          <w:rFonts w:ascii="Times New Roman" w:hAnsi="Times New Roman" w:eastAsia="Times New Roman" w:cs="Times New Roman"/>
-        </w:rPr>
-        <w:t xml:space="preserve">… </w:t>
-      </w:r>
-      <w:r>
-        <w:rPr>
-          <w:rFonts w:hint="eastAsia" w:ascii="Times New Roman" w:hAnsi="Times New Roman" w:eastAsia="FangSong" w:cs="Times New Roman"/>
-        </w:rPr>
-        <w:t xml:space="preserve">应为</w:t>
-      </w:r>
-      <w:r>
-        <w:rPr>
-          <w:rFonts w:ascii="Times New Roman" w:hAnsi="Times New Roman" w:eastAsia="Times New Roman" w:cs="Times New Roman"/>
-        </w:rPr>
-        <w:t xml:space="preserve"> </w:t>
-      </w:r>
-      <m:oMath>
-        <m:r>
-          <m:t>0.281</m:t>
-        </m:r>
-      </m:oMath>
-      <w:r>
-        <w:rPr>
-          <w:rFonts w:hint="eastAsia" w:ascii="Times New Roman" w:hAnsi="Times New Roman" w:eastAsia="Times New Roman" w:cs="Times New Roman"/>
-        </w:rPr>
-        <w:t>？</w:t>
-      </w:r>
-      <w:r>
-        <w:rPr>
-          <w:rFonts w:hint="eastAsia" w:ascii="Times New Roman" w:hAnsi="Times New Roman" w:eastAsia="FangSong" w:cs="Times New Roman"/>
-        </w:rPr>
-        <w:t>核对</w:t>
-      </w:r>
-      <w:r>
-        <w:rPr>
-          <w:rFonts w:hint="eastAsia" w:ascii="Times New Roman" w:hAnsi="Times New Roman" w:eastAsia="Times New Roman" w:cs="Times New Roman"/>
-        </w:rPr>
-        <w:t>：</w:t>
-      </w:r>
-      <m:oMath>
-        <m:oMathPr>
-          <m:ctrlPr>
-            <w:rPr>
-              <w:sz w:val="28"/>
-              <w:szCs w:val="28"/>
-            </w:rPr>
-          </m:ctrlPr>
-        </m:oMathPr>
-        <m:r>
-          <m:t>2611</m:t>
-        </m:r>
-        <m:r>
-          <m:rPr>
-            <m:sty m:val="p"/>
-          </m:rPr>
-          <m:t>×</m:t>
-        </m:r>
-        <m:r>
-          <m:t>1.075</m:t>
-        </m:r>
-        <m:r>
-          <m:rPr>
-            <m:sty m:val="p"/>
-          </m:rPr>
-          <m:t>×</m:t>
-        </m:r>
-        <m:sSup>
-          <m:e>
-            <m:r>
-              <m:t>10</m:t>
-            </m:r>
-          </m:e>
-          <m:sup>
-            <m:r>
-              <m:rPr>
-                <m:sty m:val="p"/>
-              </m:rPr>
-              <m:t>−</m:t>
-            </m:r>
-            <m:r>
-              <m:t>4</m:t>
-            </m:r>
-          </m:sup>
-        </m:sSup>
-        <m:r>
-          <m:rPr>
-            <m:sty m:val="p"/>
-          </m:rPr>
-          <m:t>=</m:t>
-        </m:r>
-        <m:r>
-          <m:t>0.2807</m:t>
-        </m:r>
-      </m:oMath>
-      <w:r>
-        <w:rPr>
-          <w:rFonts w:ascii="Times New Roman" w:hAnsi="Times New Roman" w:eastAsia="Times New Roman" w:cs="Times New Roman"/>
-        </w:rPr>
-        <w:t xml:space="preserve">。</w:t>
+          <w:rFonts w:hint="eastAsia" w:ascii="Times New Roman" w:hAnsi="Times New Roman" w:eastAsia="Times New Roman" w:cs="Times New Roman"/>
+        </w:rPr>
+        <w:t>，</w:t>
+      </w:r>
+      <w:r>
+        <w:rPr>
+          <w:rFonts w:hint="eastAsia" w:ascii="Times New Roman" w:hAnsi="Times New Roman" w:eastAsia="FangSong" w:cs="Times New Roman"/>
+        </w:rPr>
+        <w:t>故</w:t>
       </w:r>
     </w:p>
     <w:p>
       <w:pPr>
         <w:pStyle w:val="BodyText"/>
       </w:pPr>
-      <w:r>
-        <w:rPr>
-          <w:rFonts w:hint="eastAsia" w:ascii="Times New Roman" w:hAnsi="Times New Roman" w:eastAsia="FangSong" w:cs="Times New Roman"/>
-        </w:rPr>
-        <w:t>嗯</w:t>
-      </w:r>
-      <w:r>
-        <w:rPr>
-          <w:rFonts w:hint="eastAsia" w:ascii="Times New Roman" w:hAnsi="Times New Roman" w:eastAsia="Times New Roman" w:cs="Times New Roman"/>
-        </w:rPr>
-        <w:t>，</w:t>
-      </w:r>
-      <w:r>
-        <w:rPr>
-          <w:rFonts w:hint="eastAsia" w:ascii="Times New Roman" w:hAnsi="Times New Roman" w:eastAsia="FangSong" w:cs="Times New Roman"/>
-        </w:rPr>
-        <w:t>得到</w:t>
-      </w:r>
-      <w:r>
-        <w:rPr>
-          <w:rFonts w:ascii="Times New Roman" w:hAnsi="Times New Roman" w:eastAsia="Times New Roman" w:cs="Times New Roman"/>
-        </w:rPr>
-        <w:t xml:space="preserve"> </w:t>
-      </w:r>
       <m:oMath>
         <m:oMathPr>
           <m:ctrlPr>
@@ -23908,7 +23809,7 @@
                 <w:rStyle w:val="VerbatimChar"/>
                 <w:rFonts w:ascii="Times New Roman" w:hAnsi="Times New Roman" w:eastAsia="Times New Roman" w:cs="Times New Roman"/>
               </w:rPr>
-              <w:t>= 208.5 cm</w:t>
+              <w:t>= 207.2 cm</w:t>
             </w:r>
             <w:r>
               <w:rPr>
@@ -31099,6 +31000,54 @@
                 <m:t>(</m:t>
               </m:r>
               <m:r>
+                <m:t>V</m:t>
+              </m:r>
+              <m:r>
+                <m:rPr>
+                  <m:sty m:val="p"/>
+                </m:rPr>
+                <m:t>/</m:t>
+              </m:r>
+              <m:r>
+                <m:t>N</m:t>
+              </m:r>
+              <m:sSup>
+                <m:e>
+                  <m:r>
+                    <m:rPr>
+                      <m:sty m:val="p"/>
+                    </m:rPr>
+                    <m:t>)</m:t>
+                  </m:r>
+                </m:e>
+                <m:sup>
+                  <m:r>
+                    <m:t>1</m:t>
+                  </m:r>
+                  <m:r>
+                    <m:rPr>
+                      <m:sty m:val="p"/>
+                    </m:rPr>
+                    <m:t>/</m:t>
+                  </m:r>
+                  <m:r>
+                    <m:t>3</m:t>
+                  </m:r>
+                </m:sup>
+              </m:sSup>
+              <m:r>
+                <m:rPr>
+                  <m:sty m:val="p"/>
+                </m:rPr>
+                <m:t>=</m:t>
+              </m:r>
+              <m:r>
+                <m:rPr>
+                  <m:sty m:val="p"/>
+                </m:rPr>
+                <m:t>(</m:t>
+              </m:r>
+              <m:r>
                 <m:t>1</m:t>
               </m:r>
               <m:r>
@@ -31125,6 +31074,27 @@
                 <m:sup>
                   <m:r>
                     <m:t>25</m:t>
+                  </m:r>
+                </m:sup>
+              </m:sSup>
+              <m:r>
+                <m:t> </m:t>
+              </m:r>
+              <m:sSup>
+                <m:e>
+                  <m:r>
+                    <m:rPr>
+                      <m:sty m:val="p"/>
+                    </m:rPr>
+                    <m:t>m</m:t>
+                  </m:r>
+                </m:e>
+                <m:sup>
+                  <m:r>
+                    <m:rPr>
+                      <m:sty m:val="p"/>
+                    </m:rPr>
+                    <m:t>3</m:t>
                   </m:r>
                 </m:sup>
               </m:sSup>

--- a/06-学生侧材料/讲义/数学工具/数学工具-第6讲-量纲数量级与估算.docx
+++ b/06-学生侧材料/讲义/数学工具/数学工具-第6讲-量纲数量级与估算.docx
@@ -2540,7 +2540,8 @@
     <w:tbl>
       <w:tblPr>
         <w:tblStyle w:val="Table"/>
-        <w:tblW w:type="auto" w:w="0"/>
+        <w:tblW w:type="pct" w:w="5000"/>
+        <w:tblLayout w:type="fixed"/>
         <w:tblLook w:firstRow="1" w:lastRow="0" w:firstColumn="0" w:lastColumn="0" w:noHBand="0" w:noVBand="0" w:val="0020"/>
       </w:tblPr>
       <w:tblGrid>
@@ -2877,24 +2878,31 @@
               </w:rPr>
               <w:t xml:space="preserve"> </w:t>
             </w:r>
+            <m:oMath>
+              <m:sSup>
+                <m:e>
+                  <m:r>
+                    <m:t>N</m:t>
+                  </m:r>
+                </m:e>
+                <m:sup>
+                  <m:r>
+                    <m:rPr>
+                      <m:sty m:val="p"/>
+                    </m:rPr>
+                    <m:t>−</m:t>
+                  </m:r>
+                  <m:r>
+                    <m:t>1</m:t>
+                  </m:r>
+                </m:sup>
+              </m:sSup>
+            </m:oMath>
             <w:r>
               <w:rPr>
                 <w:rFonts w:hint="eastAsia" w:ascii="Times New Roman" w:hAnsi="Times New Roman" w:eastAsia="Times New Roman" w:cs="Times New Roman"/>
               </w:rPr>
-              <w:t>N</w:t>
-            </w:r>
-            <w:r>
-              <w:rPr>
-                <w:rFonts w:hint="eastAsia" w:ascii="Times New Roman" w:hAnsi="Times New Roman" w:eastAsia="Times New Roman" w:cs="Times New Roman"/>
-                <w:vertAlign w:val="superscript"/>
-              </w:rPr>
-              <w:t>-1</w:t>
-            </w:r>
-            <w:r>
-              <w:rPr>
-                <w:rFonts w:hint="eastAsia" w:ascii="Times New Roman" w:hAnsi="Times New Roman" w:eastAsia="Times New Roman" w:cs="Times New Roman"/>
-              </w:rPr>
-              <w:t>）</w:t>
+              <w:t xml:space="preserve">）</w:t>
             </w:r>
           </w:p>
         </w:tc>
@@ -2955,18 +2963,34 @@
               <w:pStyle w:val="Compact"/>
               <w:jc w:val="center"/>
             </w:pPr>
+            <m:oMath>
+              <m:r>
+                <m:t>M</m:t>
+              </m:r>
+              <m:sSup>
+                <m:e>
+                  <m:r>
+                    <m:t>L</m:t>
+                  </m:r>
+                </m:e>
+                <m:sup>
+                  <m:r>
+                    <m:rPr>
+                      <m:sty m:val="p"/>
+                    </m:rPr>
+                    <m:t>−</m:t>
+                  </m:r>
+                  <m:r>
+                    <m:t>3</m:t>
+                  </m:r>
+                </m:sup>
+              </m:sSup>
+            </m:oMath>
             <w:r>
               <w:rPr>
                 <w:rFonts w:ascii="Times New Roman" w:hAnsi="Times New Roman" w:eastAsia="Times New Roman" w:cs="Times New Roman"/>
               </w:rPr>
-              <w:t>ML</w:t>
-            </w:r>
-            <w:r>
-              <w:rPr>
-                <w:rFonts w:ascii="Times New Roman" w:hAnsi="Times New Roman" w:eastAsia="Times New Roman" w:cs="Times New Roman"/>
-                <w:vertAlign w:val="superscript"/>
-              </w:rPr>
-              <w:t>-3</w:t>
+              <w:t xml:space="preserve">​</w:t>
             </w:r>
           </w:p>
         </w:tc>
@@ -3222,18 +3246,34 @@
               <w:pStyle w:val="Compact"/>
               <w:jc w:val="center"/>
             </w:pPr>
+            <m:oMath>
+              <m:r>
+                <m:t>M</m:t>
+              </m:r>
+              <m:sSup>
+                <m:e>
+                  <m:r>
+                    <m:t>T</m:t>
+                  </m:r>
+                </m:e>
+                <m:sup>
+                  <m:r>
+                    <m:rPr>
+                      <m:sty m:val="p"/>
+                    </m:rPr>
+                    <m:t>−</m:t>
+                  </m:r>
+                  <m:r>
+                    <m:t>2</m:t>
+                  </m:r>
+                </m:sup>
+              </m:sSup>
+            </m:oMath>
             <w:r>
               <w:rPr>
                 <w:rFonts w:ascii="Times New Roman" w:hAnsi="Times New Roman" w:eastAsia="Times New Roman" w:cs="Times New Roman"/>
               </w:rPr>
-              <w:t>MT</w:t>
-            </w:r>
-            <w:r>
-              <w:rPr>
-                <w:rFonts w:ascii="Times New Roman" w:hAnsi="Times New Roman" w:eastAsia="Times New Roman" w:cs="Times New Roman"/>
-                <w:vertAlign w:val="superscript"/>
-              </w:rPr>
-              <w:t>-2</w:t>
+              <w:t xml:space="preserve">​</w:t>
             </w:r>
           </w:p>
         </w:tc>
@@ -29457,20 +29497,42 @@
               <w:rPr>
                 <w:rFonts w:ascii="Times New Roman" w:hAnsi="Times New Roman" w:eastAsia="Times New Roman" w:cs="Times New Roman"/>
               </w:rPr>
-              <w:t xml:space="preserve"> LT</w:t>
-            </w:r>
+              <w:t xml:space="preserve"> </w:t>
+            </w:r>
+            <m:oMath>
+              <m:r>
+                <m:t>L</m:t>
+              </m:r>
+              <m:sSup>
+                <m:e>
+                  <m:r>
+                    <m:t>T</m:t>
+                  </m:r>
+                </m:e>
+                <m:sup>
+                  <m:r>
+                    <m:rPr>
+                      <m:sty m:val="p"/>
+                    </m:rPr>
+                    <m:t>−</m:t>
+                  </m:r>
+                  <m:r>
+                    <m:t>1</m:t>
+                  </m:r>
+                </m:sup>
+              </m:sSup>
+            </m:oMath>
             <w:r>
               <w:rPr>
                 <w:rFonts w:ascii="Times New Roman" w:hAnsi="Times New Roman" w:eastAsia="Times New Roman" w:cs="Times New Roman"/>
-                <w:vertAlign w:val="superscript"/>
-              </w:rPr>
-              <w:t>-1</w:t>
+              </w:rPr>
+              <w:t xml:space="preserve"> </w:t>
             </w:r>
             <w:r>
               <w:rPr>
                 <w:rFonts w:ascii="Times New Roman" w:hAnsi="Times New Roman" w:eastAsia="Times New Roman" w:cs="Times New Roman"/>
               </w:rPr>
-              <w:t xml:space="preserve"> ✓ </w:t>
+              <w:t xml:space="preserve">✓ </w:t>
             </w:r>
             <w:r>
               <w:rPr>

--- a/06-学生侧材料/讲义/数学工具/数学工具-第6讲-量纲数量级与估算.docx
+++ b/06-学生侧材料/讲义/数学工具/数学工具-第6讲-量纲数量级与估算.docx
@@ -2362,13 +2362,13 @@
           <w:rStyle w:val="VerbatimChar"/>
           <w:rFonts w:ascii="Times New Roman" w:hAnsi="Times New Roman" w:eastAsia="Times New Roman" w:cs="Times New Roman"/>
         </w:rPr>
-        <w:t xml:space="preserve">[E] = ML^2T^{-2}</w:t>
-      </w:r>
-      <w:r>
-        <w:rPr>
-          <w:rFonts w:hint="eastAsia" w:ascii="Times New Roman" w:hAnsi="Times New Roman" w:eastAsia="Times New Roman" w:cs="Times New Roman"/>
-        </w:rPr>
-        <w:t>（</w:t>
+        <w:t xml:space="preserve">[E] = $ML^2T^{-2}</w:t>
+      </w:r>
+      <w:r>
+        <w:rPr>
+          <w:rFonts w:hint="eastAsia" w:ascii="Times New Roman" w:hAnsi="Times New Roman" w:eastAsia="Times New Roman" w:cs="Times New Roman"/>
+        </w:rPr>
+        <w:t>$（</w:t>
       </w:r>
       <w:r>
         <w:rPr>
@@ -2466,13 +2466,13 @@
           <w:rStyle w:val="VerbatimChar"/>
           <w:rFonts w:ascii="Times New Roman" w:hAnsi="Times New Roman" w:eastAsia="Times New Roman" w:cs="Times New Roman"/>
         </w:rPr>
-        <w:t xml:space="preserve">[p] = ML^{-1}T^{-2}</w:t>
-      </w:r>
-      <w:r>
-        <w:rPr>
-          <w:rFonts w:hint="eastAsia" w:ascii="Times New Roman" w:hAnsi="Times New Roman" w:eastAsia="Times New Roman" w:cs="Times New Roman"/>
-        </w:rPr>
-        <w:t>（</w:t>
+        <w:t xml:space="preserve">[p] = $ML^{-1}T^{-2}</w:t>
+      </w:r>
+      <w:r>
+        <w:rPr>
+          <w:rFonts w:hint="eastAsia" w:ascii="Times New Roman" w:hAnsi="Times New Roman" w:eastAsia="Times New Roman" w:cs="Times New Roman"/>
+        </w:rPr>
+        <w:t>$（</w:t>
       </w:r>
       <w:r>
         <w:rPr>
@@ -9143,15 +9143,96 @@
     </w:p>
     <w:p>
       <w:pPr>
-        <w:pStyle w:val="SourceCode"/>
+        <w:pStyle w:val="BodyText"/>
       </w:pPr>
-      <w:r>
-        <w:rPr>
-          <w:rStyle w:val="VerbatimChar"/>
-          <w:rFonts w:ascii="Times New Roman" w:hAnsi="Times New Roman" w:eastAsia="Times New Roman" w:cs="Times New Roman"/>
-        </w:rPr>
-        <w:t xml:space="preserve">η ∝ m^a (k_BT)^b σ^c</w:t>
-      </w:r>
+      <m:oMathPara>
+        <m:oMathParaPr>
+          <m:jc m:val="center"/>
+          <m:ctrlPr>
+            <w:rPr>
+              <w:sz w:val="28"/>
+              <w:szCs w:val="28"/>
+            </w:rPr>
+          </m:ctrlPr>
+        </m:oMathParaPr>
+        <m:oMath>
+          <m:r>
+            <m:t>η</m:t>
+          </m:r>
+          <m:r>
+            <m:rPr>
+              <m:sty m:val="p"/>
+            </m:rPr>
+            <m:t>∝</m:t>
+          </m:r>
+          <m:sSup>
+            <m:e>
+              <m:r>
+                <m:t>m</m:t>
+              </m:r>
+            </m:e>
+            <m:sup>
+              <m:r>
+                <m:t>a</m:t>
+              </m:r>
+            </m:sup>
+          </m:sSup>
+          <m:r>
+            <m:t> </m:t>
+          </m:r>
+          <m:r>
+            <m:rPr>
+              <m:sty m:val="p"/>
+            </m:rPr>
+            <m:t>(</m:t>
+          </m:r>
+          <m:sSub>
+            <m:e>
+              <m:r>
+                <m:t>k</m:t>
+              </m:r>
+            </m:e>
+            <m:sub>
+              <m:r>
+                <m:t>B</m:t>
+              </m:r>
+            </m:sub>
+          </m:sSub>
+          <m:r>
+            <m:t>T</m:t>
+          </m:r>
+          <m:sSup>
+            <m:e>
+              <m:r>
+                <m:rPr>
+                  <m:sty m:val="p"/>
+                </m:rPr>
+                <m:t>)</m:t>
+              </m:r>
+            </m:e>
+            <m:sup>
+              <m:r>
+                <m:t>b</m:t>
+              </m:r>
+            </m:sup>
+          </m:sSup>
+          <m:r>
+            <m:t> </m:t>
+          </m:r>
+          <m:sSup>
+            <m:e>
+              <m:r>
+                <m:t>σ</m:t>
+              </m:r>
+            </m:e>
+            <m:sup>
+              <m:r>
+                <m:t>c</m:t>
+              </m:r>
+            </m:sup>
+          </m:sSup>
+        </m:oMath>
+      </m:oMathPara>
     </w:p>
     <w:p>
       <w:pPr>
@@ -13187,15 +13268,99 @@
     </w:p>
     <w:p>
       <w:pPr>
-        <w:pStyle w:val="SourceCode"/>
+        <w:pStyle w:val="FirstParagraph"/>
       </w:pPr>
-      <w:r>
-        <w:rPr>
-          <w:rStyle w:val="VerbatimChar"/>
-          <w:rFonts w:ascii="Times New Roman" w:hAnsi="Times New Roman" w:eastAsia="Times New Roman" w:cs="Times New Roman"/>
-        </w:rPr>
-        <w:t xml:space="preserve">lg x  =  lg(m × 10^n)  =  n + lg m</w:t>
-      </w:r>
+      <m:oMathPara>
+        <m:oMathParaPr>
+          <m:jc m:val="center"/>
+          <m:ctrlPr>
+            <w:rPr>
+              <w:sz w:val="28"/>
+              <w:szCs w:val="28"/>
+            </w:rPr>
+          </m:ctrlPr>
+        </m:oMathParaPr>
+        <m:oMath>
+          <m:r>
+            <m:rPr>
+              <m:sty m:val="p"/>
+            </m:rPr>
+            <m:t>lg</m:t>
+          </m:r>
+          <m:r>
+            <m:t>x</m:t>
+          </m:r>
+          <m:r>
+            <m:rPr>
+              <m:sty m:val="p"/>
+            </m:rPr>
+            <m:t>=</m:t>
+          </m:r>
+          <m:r>
+            <m:rPr>
+              <m:sty m:val="p"/>
+            </m:rPr>
+            <m:t>lg</m:t>
+          </m:r>
+          <m:r>
+            <m:rPr>
+              <m:sty m:val="p"/>
+            </m:rPr>
+            <m:t>(</m:t>
+          </m:r>
+          <m:r>
+            <m:t>m</m:t>
+          </m:r>
+          <m:r>
+            <m:rPr>
+              <m:sty m:val="p"/>
+            </m:rPr>
+            <m:t>×</m:t>
+          </m:r>
+          <m:sSup>
+            <m:e>
+              <m:r>
+                <m:t>10</m:t>
+              </m:r>
+            </m:e>
+            <m:sup>
+              <m:r>
+                <m:t>n</m:t>
+              </m:r>
+            </m:sup>
+          </m:sSup>
+          <m:r>
+            <m:rPr>
+              <m:sty m:val="p"/>
+            </m:rPr>
+            <m:t>)</m:t>
+          </m:r>
+          <m:r>
+            <m:rPr>
+              <m:sty m:val="p"/>
+            </m:rPr>
+            <m:t>=</m:t>
+          </m:r>
+          <m:r>
+            <m:t>n</m:t>
+          </m:r>
+          <m:r>
+            <m:rPr>
+              <m:sty m:val="p"/>
+            </m:rPr>
+            <m:t>+</m:t>
+          </m:r>
+          <m:r>
+            <m:rPr>
+              <m:sty m:val="p"/>
+            </m:rPr>
+            <m:t>lg</m:t>
+          </m:r>
+          <m:r>
+            <m:t>m</m:t>
+          </m:r>
+        </m:oMath>
+      </m:oMathPara>
     </w:p>
     <w:p>
       <w:pPr>
@@ -16548,161 +16713,402 @@
     </w:p>
     <w:p>
       <w:pPr>
-        <w:pStyle w:val="SourceCode"/>
+        <w:pStyle w:val="BodyText"/>
       </w:pPr>
-      <w:r>
-        <w:rPr>
-          <w:rStyle w:val="VerbatimChar"/>
-          <w:rFonts w:ascii="Times New Roman" w:hAnsi="Times New Roman" w:eastAsia="Times New Roman" w:cs="Times New Roman"/>
-        </w:rPr>
-        <w:t>V = 6×8×3.5 ≈ 1.7×10</w:t>
-      </w:r>
-      <w:r>
-        <w:rPr>
-          <w:rStyle w:val="VerbatimChar"/>
-          <w:rFonts w:ascii="Times New Roman" w:hAnsi="Times New Roman" w:eastAsia="Times New Roman" w:cs="Times New Roman"/>
-          <w:vertAlign w:val="superscript"/>
-        </w:rPr>
-        <w:t>2</w:t>
-      </w:r>
-      <w:r>
-        <w:rPr>
-          <w:rStyle w:val="VerbatimChar"/>
-          <w:rFonts w:ascii="Times New Roman" w:hAnsi="Times New Roman" w:eastAsia="Times New Roman" w:cs="Times New Roman"/>
-        </w:rPr>
-        <w:t xml:space="preserve"> m</w:t>
-      </w:r>
-      <w:r>
-        <w:rPr>
-          <w:rStyle w:val="VerbatimChar"/>
-          <w:rFonts w:ascii="Times New Roman" w:hAnsi="Times New Roman" w:eastAsia="Times New Roman" w:cs="Times New Roman"/>
-          <w:vertAlign w:val="superscript"/>
-        </w:rPr>
-        <w:t>3</w:t>
-      </w:r>
-      <w:r>
-        <w:rPr>
-          <w:rFonts w:ascii="Times New Roman" w:hAnsi="Times New Roman" w:eastAsia="Times New Roman" w:cs="Times New Roman"/>
-        </w:rPr>
-        <w:br/>
-      </w:r>
-      <w:r>
-        <w:rPr>
-          <w:rStyle w:val="VerbatimChar"/>
-          <w:rFonts w:ascii="Times New Roman" w:hAnsi="Times New Roman" w:eastAsia="Times New Roman" w:cs="Times New Roman"/>
-        </w:rPr>
-        <w:t>n = pV/RT ≈ (1.0×10</w:t>
-      </w:r>
-      <w:r>
-        <w:rPr>
-          <w:rStyle w:val="VerbatimChar"/>
-          <w:rFonts w:ascii="Times New Roman" w:hAnsi="Times New Roman" w:eastAsia="Times New Roman" w:cs="Times New Roman"/>
-          <w:vertAlign w:val="superscript"/>
-        </w:rPr>
-        <w:t>5</w:t>
-      </w:r>
-      <w:r>
-        <w:rPr>
-          <w:rStyle w:val="VerbatimChar"/>
-          <w:rFonts w:ascii="Times New Roman" w:hAnsi="Times New Roman" w:eastAsia="Times New Roman" w:cs="Times New Roman"/>
-        </w:rPr>
-        <w:t>)(1.7×10</w:t>
-      </w:r>
-      <w:r>
-        <w:rPr>
-          <w:rStyle w:val="VerbatimChar"/>
-          <w:rFonts w:ascii="Times New Roman" w:hAnsi="Times New Roman" w:eastAsia="Times New Roman" w:cs="Times New Roman"/>
-          <w:vertAlign w:val="superscript"/>
-        </w:rPr>
-        <w:t>2</w:t>
-      </w:r>
-      <w:r>
-        <w:rPr>
-          <w:rStyle w:val="VerbatimChar"/>
-          <w:rFonts w:ascii="Times New Roman" w:hAnsi="Times New Roman" w:eastAsia="Times New Roman" w:cs="Times New Roman"/>
-        </w:rPr>
-        <w:t>)/(8.3×298) ≈ 6.8×10</w:t>
-      </w:r>
-      <w:r>
-        <w:rPr>
-          <w:rStyle w:val="VerbatimChar"/>
-          <w:rFonts w:ascii="Times New Roman" w:hAnsi="Times New Roman" w:eastAsia="Times New Roman" w:cs="Times New Roman"/>
-          <w:vertAlign w:val="superscript"/>
-        </w:rPr>
-        <w:t>3</w:t>
-      </w:r>
-      <w:r>
-        <w:rPr>
-          <w:rStyle w:val="VerbatimChar"/>
-          <w:rFonts w:ascii="Times New Roman" w:hAnsi="Times New Roman" w:eastAsia="Times New Roman" w:cs="Times New Roman"/>
-        </w:rPr>
-        <w:t xml:space="preserve"> mol</w:t>
-      </w:r>
-      <w:r>
-        <w:rPr>
-          <w:rFonts w:ascii="Times New Roman" w:hAnsi="Times New Roman" w:eastAsia="Times New Roman" w:cs="Times New Roman"/>
-        </w:rPr>
-        <w:br/>
-      </w:r>
-      <w:r>
-        <w:rPr>
-          <w:rStyle w:val="VerbatimChar"/>
-          <w:rFonts w:ascii="Times New Roman" w:hAnsi="Times New Roman" w:eastAsia="Times New Roman" w:cs="Times New Roman"/>
-        </w:rPr>
-        <w:t>N = n·N_A ≈ 6.8×10</w:t>
-      </w:r>
-      <w:r>
-        <w:rPr>
-          <w:rStyle w:val="VerbatimChar"/>
-          <w:rFonts w:ascii="Times New Roman" w:hAnsi="Times New Roman" w:eastAsia="Times New Roman" w:cs="Times New Roman"/>
-          <w:vertAlign w:val="superscript"/>
-        </w:rPr>
-        <w:t>3</w:t>
-      </w:r>
-      <w:r>
-        <w:rPr>
-          <w:rStyle w:val="VerbatimChar"/>
-          <w:rFonts w:ascii="Times New Roman" w:hAnsi="Times New Roman" w:eastAsia="Times New Roman" w:cs="Times New Roman"/>
-        </w:rPr>
-        <w:t xml:space="preserve"> × 6.0×10</w:t>
-      </w:r>
-      <w:r>
-        <w:rPr>
-          <w:rStyle w:val="VerbatimChar"/>
-          <w:rFonts w:ascii="Times New Roman" w:hAnsi="Times New Roman" w:eastAsia="Times New Roman" w:cs="Times New Roman"/>
-          <w:vertAlign w:val="superscript"/>
-        </w:rPr>
-        <w:t>23</w:t>
-      </w:r>
-      <w:r>
-        <w:rPr>
-          <w:rStyle w:val="VerbatimChar"/>
-          <w:rFonts w:ascii="Times New Roman" w:hAnsi="Times New Roman" w:eastAsia="Times New Roman" w:cs="Times New Roman"/>
-        </w:rPr>
-        <w:t xml:space="preserve"> = 4.1×10</w:t>
-      </w:r>
-      <w:r>
-        <w:rPr>
-          <w:rStyle w:val="VerbatimChar"/>
-          <w:rFonts w:ascii="Times New Roman" w:hAnsi="Times New Roman" w:eastAsia="Times New Roman" w:cs="Times New Roman"/>
-          <w:vertAlign w:val="superscript"/>
-        </w:rPr>
-        <w:t>27</w:t>
-      </w:r>
-      <w:r>
-        <w:rPr>
-          <w:rStyle w:val="VerbatimChar"/>
-          <w:rFonts w:ascii="Times New Roman" w:hAnsi="Times New Roman" w:eastAsia="Times New Roman" w:cs="Times New Roman"/>
-        </w:rPr>
-        <w:t xml:space="preserve"> </w:t>
-      </w:r>
-      <w:r>
-        <w:rPr>
-          <w:rStyle w:val="VerbatimChar"/>
-          <w:rFonts w:hint="eastAsia" w:ascii="Times New Roman" w:hAnsi="Times New Roman" w:eastAsia="FangSong" w:cs="Times New Roman"/>
-        </w:rPr>
-        <w:t xml:space="preserve">个</w:t>
-      </w:r>
+      <m:oMathPara>
+        <m:oMathParaPr>
+          <m:jc m:val="center"/>
+          <m:ctrlPr>
+            <w:rPr>
+              <w:sz w:val="28"/>
+              <w:szCs w:val="28"/>
+            </w:rPr>
+          </m:ctrlPr>
+        </m:oMathParaPr>
+        <m:oMath>
+          <m:eqArr>
+            <m:e>
+              <m:r>
+                <m:t>V</m:t>
+              </m:r>
+              <m:r>
+                <m:t>&amp;</m:t>
+              </m:r>
+              <m:r>
+                <m:rPr>
+                  <m:sty m:val="p"/>
+                </m:rPr>
+                <m:t>=</m:t>
+              </m:r>
+              <m:r>
+                <m:t>6</m:t>
+              </m:r>
+              <m:r>
+                <m:rPr>
+                  <m:sty m:val="p"/>
+                </m:rPr>
+                <m:t>×</m:t>
+              </m:r>
+              <m:r>
+                <m:t>8</m:t>
+              </m:r>
+              <m:r>
+                <m:rPr>
+                  <m:sty m:val="p"/>
+                </m:rPr>
+                <m:t>×</m:t>
+              </m:r>
+              <m:r>
+                <m:t>3.5</m:t>
+              </m:r>
+              <m:r>
+                <m:rPr>
+                  <m:sty m:val="p"/>
+                </m:rPr>
+                <m:t>≈</m:t>
+              </m:r>
+              <m:r>
+                <m:t>1.7</m:t>
+              </m:r>
+              <m:r>
+                <m:rPr>
+                  <m:sty m:val="p"/>
+                </m:rPr>
+                <m:t>×</m:t>
+              </m:r>
+              <m:sSup>
+                <m:e>
+                  <m:r>
+                    <m:t>10</m:t>
+                  </m:r>
+                </m:e>
+                <m:sup>
+                  <m:r>
+                    <m:t>2</m:t>
+                  </m:r>
+                </m:sup>
+              </m:sSup>
+              <m:r>
+                <m:t> </m:t>
+              </m:r>
+              <m:sSup>
+                <m:e>
+                  <m:r>
+                    <m:rPr>
+                      <m:sty m:val="p"/>
+                    </m:rPr>
+                    <m:t>m</m:t>
+                  </m:r>
+                </m:e>
+                <m:sup>
+                  <m:r>
+                    <m:rPr>
+                      <m:sty m:val="p"/>
+                    </m:rPr>
+                    <m:t>3</m:t>
+                  </m:r>
+                </m:sup>
+              </m:sSup>
+            </m:e>
+            <m:e>
+              <m:r>
+                <m:t>n</m:t>
+              </m:r>
+              <m:r>
+                <m:t>&amp;</m:t>
+              </m:r>
+              <m:r>
+                <m:rPr>
+                  <m:sty m:val="p"/>
+                </m:rPr>
+                <m:t>=</m:t>
+              </m:r>
+              <m:f>
+                <m:fPr>
+                  <m:type m:val="bar"/>
+                </m:fPr>
+                <m:num>
+                  <m:r>
+                    <m:t>p</m:t>
+                  </m:r>
+                  <m:r>
+                    <m:t>V</m:t>
+                  </m:r>
+                </m:num>
+                <m:den>
+                  <m:r>
+                    <m:t>R</m:t>
+                  </m:r>
+                  <m:r>
+                    <m:t>T</m:t>
+                  </m:r>
+                </m:den>
+              </m:f>
+              <m:r>
+                <m:rPr>
+                  <m:sty m:val="p"/>
+                </m:rPr>
+                <m:t>≈</m:t>
+              </m:r>
+              <m:f>
+                <m:fPr>
+                  <m:type m:val="bar"/>
+                </m:fPr>
+                <m:num>
+                  <m:r>
+                    <m:rPr>
+                      <m:sty m:val="p"/>
+                    </m:rPr>
+                    <m:t>(</m:t>
+                  </m:r>
+                  <m:r>
+                    <m:t>1.0</m:t>
+                  </m:r>
+                  <m:r>
+                    <m:rPr>
+                      <m:sty m:val="p"/>
+                    </m:rPr>
+                    <m:t>×</m:t>
+                  </m:r>
+                  <m:sSup>
+                    <m:e>
+                      <m:r>
+                        <m:t>10</m:t>
+                      </m:r>
+                    </m:e>
+                    <m:sup>
+                      <m:r>
+                        <m:t>5</m:t>
+                      </m:r>
+                    </m:sup>
+                  </m:sSup>
+                  <m:r>
+                    <m:rPr>
+                      <m:sty m:val="p"/>
+                    </m:rPr>
+                    <m:t>)</m:t>
+                  </m:r>
+                  <m:r>
+                    <m:rPr>
+                      <m:sty m:val="p"/>
+                    </m:rPr>
+                    <m:t>(</m:t>
+                  </m:r>
+                  <m:r>
+                    <m:t>1.7</m:t>
+                  </m:r>
+                  <m:r>
+                    <m:rPr>
+                      <m:sty m:val="p"/>
+                    </m:rPr>
+                    <m:t>×</m:t>
+                  </m:r>
+                  <m:sSup>
+                    <m:e>
+                      <m:r>
+                        <m:t>10</m:t>
+                      </m:r>
+                    </m:e>
+                    <m:sup>
+                      <m:r>
+                        <m:t>2</m:t>
+                      </m:r>
+                    </m:sup>
+                  </m:sSup>
+                  <m:r>
+                    <m:rPr>
+                      <m:sty m:val="p"/>
+                    </m:rPr>
+                    <m:t>)</m:t>
+                  </m:r>
+                </m:num>
+                <m:den>
+                  <m:r>
+                    <m:t>8.3</m:t>
+                  </m:r>
+                  <m:r>
+                    <m:rPr>
+                      <m:sty m:val="p"/>
+                    </m:rPr>
+                    <m:t>×</m:t>
+                  </m:r>
+                  <m:r>
+                    <m:t>298</m:t>
+                  </m:r>
+                </m:den>
+              </m:f>
+              <m:r>
+                <m:rPr>
+                  <m:sty m:val="p"/>
+                </m:rPr>
+                <m:t>≈</m:t>
+              </m:r>
+              <m:r>
+                <m:t>6.8</m:t>
+              </m:r>
+              <m:r>
+                <m:rPr>
+                  <m:sty m:val="p"/>
+                </m:rPr>
+                <m:t>×</m:t>
+              </m:r>
+              <m:sSup>
+                <m:e>
+                  <m:r>
+                    <m:t>10</m:t>
+                  </m:r>
+                </m:e>
+                <m:sup>
+                  <m:r>
+                    <m:t>3</m:t>
+                  </m:r>
+                </m:sup>
+              </m:sSup>
+              <m:r>
+                <m:t> </m:t>
+              </m:r>
+              <m:r>
+                <m:rPr>
+                  <m:sty m:val="p"/>
+                </m:rPr>
+                <m:t>m</m:t>
+              </m:r>
+              <m:r>
+                <m:rPr>
+                  <m:sty m:val="p"/>
+                </m:rPr>
+                <m:t>o</m:t>
+              </m:r>
+              <m:r>
+                <m:rPr>
+                  <m:sty m:val="p"/>
+                </m:rPr>
+                <m:t>l</m:t>
+              </m:r>
+            </m:e>
+            <m:e>
+              <m:r>
+                <m:t>N</m:t>
+              </m:r>
+              <m:r>
+                <m:t>&amp;</m:t>
+              </m:r>
+              <m:r>
+                <m:rPr>
+                  <m:sty m:val="p"/>
+                </m:rPr>
+                <m:t>=</m:t>
+              </m:r>
+              <m:r>
+                <m:t>n</m:t>
+              </m:r>
+              <m:sSub>
+                <m:e>
+                  <m:r>
+                    <m:t>N</m:t>
+                  </m:r>
+                </m:e>
+                <m:sub>
+                  <m:r>
+                    <m:t>A</m:t>
+                  </m:r>
+                </m:sub>
+              </m:sSub>
+              <m:r>
+                <m:rPr>
+                  <m:sty m:val="p"/>
+                </m:rPr>
+                <m:t>≈</m:t>
+              </m:r>
+              <m:r>
+                <m:t>6.8</m:t>
+              </m:r>
+              <m:r>
+                <m:rPr>
+                  <m:sty m:val="p"/>
+                </m:rPr>
+                <m:t>×</m:t>
+              </m:r>
+              <m:sSup>
+                <m:e>
+                  <m:r>
+                    <m:t>10</m:t>
+                  </m:r>
+                </m:e>
+                <m:sup>
+                  <m:r>
+                    <m:t>3</m:t>
+                  </m:r>
+                </m:sup>
+              </m:sSup>
+              <m:r>
+                <m:rPr>
+                  <m:sty m:val="p"/>
+                </m:rPr>
+                <m:t>×</m:t>
+              </m:r>
+              <m:r>
+                <m:t>6.0</m:t>
+              </m:r>
+              <m:r>
+                <m:rPr>
+                  <m:sty m:val="p"/>
+                </m:rPr>
+                <m:t>×</m:t>
+              </m:r>
+              <m:sSup>
+                <m:e>
+                  <m:r>
+                    <m:t>10</m:t>
+                  </m:r>
+                </m:e>
+                <m:sup>
+                  <m:r>
+                    <m:t>23</m:t>
+                  </m:r>
+                </m:sup>
+              </m:sSup>
+              <m:r>
+                <m:rPr>
+                  <m:sty m:val="p"/>
+                </m:rPr>
+                <m:t>=</m:t>
+              </m:r>
+              <m:r>
+                <m:t>4.1</m:t>
+              </m:r>
+              <m:r>
+                <m:rPr>
+                  <m:sty m:val="p"/>
+                </m:rPr>
+                <m:t>×</m:t>
+              </m:r>
+              <m:sSup>
+                <m:e>
+                  <m:r>
+                    <m:t>10</m:t>
+                  </m:r>
+                </m:e>
+                <m:sup>
+                  <m:r>
+                    <m:t>27</m:t>
+                  </m:r>
+                </m:sup>
+              </m:sSup>
+              <m:r>
+                <m:t> </m:t>
+              </m:r>
+              <m:r>
+                <m:rPr>
+                  <m:nor/>
+                  <m:sty m:val="p"/>
+                </m:rPr>
+                <m:t>个</m:t>
+              </m:r>
+            </m:e>
+          </m:eqArr>
+        </m:oMath>
+      </m:oMathPara>
     </w:p>
     <w:p>
       <w:pPr>
@@ -17788,10 +18194,9 @@
       </w:r>
       <w:r>
         <w:rPr>
-          <w:rStyle w:val="VerbatimChar"/>
-          <w:rFonts w:ascii="Times New Roman" w:hAnsi="Times New Roman" w:eastAsia="Times New Roman" w:cs="Times New Roman"/>
-        </w:rPr>
-        <w:t xml:space="preserve">10^{±5}</w:t>
+          <w:rFonts w:ascii="Times New Roman" w:hAnsi="Times New Roman" w:eastAsia="Times New Roman" w:cs="Times New Roman"/>
+        </w:rPr>
+        <w:t xml:space="preserve">$`10^{±5}`$</w:t>
       </w:r>
       <w:r>
         <w:rPr>

--- a/06-学生侧材料/讲义/数学工具/数学工具-第6讲-量纲数量级与估算.docx
+++ b/06-学生侧材料/讲义/数学工具/数学工具-第6讲-量纲数量级与估算.docx
@@ -4407,45 +4407,135 @@
     </w:p>
     <w:p>
       <w:pPr>
-        <w:pStyle w:val="SourceCode"/>
+        <w:pStyle w:val="BodyText"/>
       </w:pPr>
-      <w:r>
-        <w:rPr>
-          <w:rStyle w:val="VerbatimChar"/>
-          <w:rFonts w:ascii="Times New Roman" w:hAnsi="Times New Roman" w:eastAsia="Times New Roman" w:cs="Times New Roman"/>
-        </w:rPr>
-        <w:t>e^x = 1 + x + x</w:t>
-      </w:r>
-      <w:r>
-        <w:rPr>
-          <w:rStyle w:val="VerbatimChar"/>
-          <w:rFonts w:ascii="Times New Roman" w:hAnsi="Times New Roman" w:eastAsia="Times New Roman" w:cs="Times New Roman"/>
-          <w:vertAlign w:val="superscript"/>
-        </w:rPr>
-        <w:t>2</w:t>
-      </w:r>
-      <w:r>
-        <w:rPr>
-          <w:rStyle w:val="VerbatimChar"/>
-          <w:rFonts w:ascii="Times New Roman" w:hAnsi="Times New Roman" w:eastAsia="Times New Roman" w:cs="Times New Roman"/>
-        </w:rPr>
-        <w:t>/2! + x</w:t>
-      </w:r>
-      <w:r>
-        <w:rPr>
-          <w:rStyle w:val="VerbatimChar"/>
-          <w:rFonts w:ascii="Times New Roman" w:hAnsi="Times New Roman" w:eastAsia="Times New Roman" w:cs="Times New Roman"/>
-          <w:vertAlign w:val="superscript"/>
-        </w:rPr>
-        <w:t>3</w:t>
-      </w:r>
-      <w:r>
-        <w:rPr>
-          <w:rStyle w:val="VerbatimChar"/>
-          <w:rFonts w:ascii="Times New Roman" w:hAnsi="Times New Roman" w:eastAsia="Times New Roman" w:cs="Times New Roman"/>
-        </w:rPr>
-        <w:t>/3! + …</w:t>
-      </w:r>
+      <m:oMathPara>
+        <m:oMathParaPr>
+          <m:jc m:val="center"/>
+          <m:ctrlPr>
+            <w:rPr>
+              <w:sz w:val="28"/>
+              <w:szCs w:val="28"/>
+            </w:rPr>
+          </m:ctrlPr>
+        </m:oMathParaPr>
+        <m:oMath>
+          <m:sSup>
+            <m:e>
+              <m:r>
+                <m:t>e</m:t>
+              </m:r>
+            </m:e>
+            <m:sup>
+              <m:r>
+                <m:t>x</m:t>
+              </m:r>
+            </m:sup>
+          </m:sSup>
+          <m:r>
+            <m:rPr>
+              <m:sty m:val="p"/>
+            </m:rPr>
+            <m:t>=</m:t>
+          </m:r>
+          <m:r>
+            <m:t>1</m:t>
+          </m:r>
+          <m:r>
+            <m:rPr>
+              <m:sty m:val="p"/>
+            </m:rPr>
+            <m:t>+</m:t>
+          </m:r>
+          <m:r>
+            <m:t>x</m:t>
+          </m:r>
+          <m:r>
+            <m:rPr>
+              <m:sty m:val="p"/>
+            </m:rPr>
+            <m:t>+</m:t>
+          </m:r>
+          <m:f>
+            <m:fPr>
+              <m:type m:val="bar"/>
+            </m:fPr>
+            <m:num>
+              <m:sSup>
+                <m:e>
+                  <m:r>
+                    <m:t>x</m:t>
+                  </m:r>
+                </m:e>
+                <m:sup>
+                  <m:r>
+                    <m:t>2</m:t>
+                  </m:r>
+                </m:sup>
+              </m:sSup>
+            </m:num>
+            <m:den>
+              <m:r>
+                <m:t>2</m:t>
+              </m:r>
+              <m:r>
+                <m:rPr>
+                  <m:sty m:val="p"/>
+                </m:rPr>
+                <m:t>!</m:t>
+              </m:r>
+            </m:den>
+          </m:f>
+          <m:r>
+            <m:rPr>
+              <m:sty m:val="p"/>
+            </m:rPr>
+            <m:t>+</m:t>
+          </m:r>
+          <m:f>
+            <m:fPr>
+              <m:type m:val="bar"/>
+            </m:fPr>
+            <m:num>
+              <m:sSup>
+                <m:e>
+                  <m:r>
+                    <m:t>x</m:t>
+                  </m:r>
+                </m:e>
+                <m:sup>
+                  <m:r>
+                    <m:t>3</m:t>
+                  </m:r>
+                </m:sup>
+              </m:sSup>
+            </m:num>
+            <m:den>
+              <m:r>
+                <m:t>3</m:t>
+              </m:r>
+              <m:r>
+                <m:rPr>
+                  <m:sty m:val="p"/>
+                </m:rPr>
+                <m:t>!</m:t>
+              </m:r>
+            </m:den>
+          </m:f>
+          <m:r>
+            <m:rPr>
+              <m:sty m:val="p"/>
+            </m:rPr>
+            <m:t>+</m:t>
+          </m:r>
+          <m:r>
+            <m:rPr>
+              <m:sty m:val="p"/>
+            </m:rPr>
+            <m:t>⋯</m:t>
+          </m:r>
+        </m:oMath>
+      </m:oMathPara>
     </w:p>
     <w:p>
       <w:pPr>
@@ -5981,75 +6071,181 @@
     </w:p>
     <w:p>
       <w:pPr>
-        <w:pStyle w:val="SourceCode"/>
+        <w:pStyle w:val="BodyText"/>
       </w:pPr>
-      <w:r>
-        <w:rPr>
-          <w:rStyle w:val="VerbatimChar"/>
-          <w:rFonts w:ascii="Times New Roman" w:hAnsi="Times New Roman" w:eastAsia="Times New Roman" w:cs="Times New Roman"/>
-        </w:rPr>
-        <w:t>ln(p</w:t>
-      </w:r>
-      <w:r>
-        <w:rPr>
-          <w:rStyle w:val="VerbatimChar"/>
-          <w:rFonts w:ascii="Times New Roman" w:hAnsi="Times New Roman" w:eastAsia="Times New Roman" w:cs="Times New Roman"/>
-          <w:vertAlign w:val="subscript"/>
-        </w:rPr>
-        <w:t>2</w:t>
-      </w:r>
-      <w:r>
-        <w:rPr>
-          <w:rStyle w:val="VerbatimChar"/>
-          <w:rFonts w:ascii="Times New Roman" w:hAnsi="Times New Roman" w:eastAsia="Times New Roman" w:cs="Times New Roman"/>
-        </w:rPr>
-        <w:t>/p</w:t>
-      </w:r>
-      <w:r>
-        <w:rPr>
-          <w:rStyle w:val="VerbatimChar"/>
-          <w:rFonts w:ascii="Times New Roman" w:hAnsi="Times New Roman" w:eastAsia="Times New Roman" w:cs="Times New Roman"/>
-          <w:vertAlign w:val="subscript"/>
-        </w:rPr>
-        <w:t>1</w:t>
-      </w:r>
-      <w:r>
-        <w:rPr>
-          <w:rStyle w:val="VerbatimChar"/>
-          <w:rFonts w:ascii="Times New Roman" w:hAnsi="Times New Roman" w:eastAsia="Times New Roman" w:cs="Times New Roman"/>
-        </w:rPr>
-        <w:t>) = −(ΔH_vap/R)(1/T</w:t>
-      </w:r>
-      <w:r>
-        <w:rPr>
-          <w:rStyle w:val="VerbatimChar"/>
-          <w:rFonts w:ascii="Times New Roman" w:hAnsi="Times New Roman" w:eastAsia="Times New Roman" w:cs="Times New Roman"/>
-          <w:vertAlign w:val="subscript"/>
-        </w:rPr>
-        <w:t>2</w:t>
-      </w:r>
-      <w:r>
-        <w:rPr>
-          <w:rStyle w:val="VerbatimChar"/>
-          <w:rFonts w:ascii="Times New Roman" w:hAnsi="Times New Roman" w:eastAsia="Times New Roman" w:cs="Times New Roman"/>
-        </w:rPr>
-        <w:t xml:space="preserve"> − 1/T</w:t>
-      </w:r>
-      <w:r>
-        <w:rPr>
-          <w:rStyle w:val="VerbatimChar"/>
-          <w:rFonts w:ascii="Times New Roman" w:hAnsi="Times New Roman" w:eastAsia="Times New Roman" w:cs="Times New Roman"/>
-          <w:vertAlign w:val="subscript"/>
-        </w:rPr>
-        <w:t>1</w:t>
-      </w:r>
-      <w:r>
-        <w:rPr>
-          <w:rStyle w:val="VerbatimChar"/>
-          <w:rFonts w:ascii="Times New Roman" w:hAnsi="Times New Roman" w:eastAsia="Times New Roman" w:cs="Times New Roman"/>
-        </w:rPr>
-        <w:t>)</w:t>
-      </w:r>
+      <m:oMathPara>
+        <m:oMathParaPr>
+          <m:jc m:val="center"/>
+          <m:ctrlPr>
+            <w:rPr>
+              <w:sz w:val="28"/>
+              <w:szCs w:val="28"/>
+            </w:rPr>
+          </m:ctrlPr>
+        </m:oMathParaPr>
+        <m:oMath>
+          <m:r>
+            <m:rPr>
+              <m:sty m:val="p"/>
+            </m:rPr>
+            <m:t>ln</m:t>
+          </m:r>
+          <m:f>
+            <m:fPr>
+              <m:type m:val="bar"/>
+            </m:fPr>
+            <m:num>
+              <m:sSub>
+                <m:e>
+                  <m:r>
+                    <m:t>p</m:t>
+                  </m:r>
+                </m:e>
+                <m:sub>
+                  <m:r>
+                    <m:t>2</m:t>
+                  </m:r>
+                </m:sub>
+              </m:sSub>
+            </m:num>
+            <m:den>
+              <m:sSub>
+                <m:e>
+                  <m:r>
+                    <m:t>p</m:t>
+                  </m:r>
+                </m:e>
+                <m:sub>
+                  <m:r>
+                    <m:t>1</m:t>
+                  </m:r>
+                </m:sub>
+              </m:sSub>
+            </m:den>
+          </m:f>
+          <m:r>
+            <m:rPr>
+              <m:sty m:val="p"/>
+            </m:rPr>
+            <m:t>=</m:t>
+          </m:r>
+          <m:r>
+            <m:rPr>
+              <m:sty m:val="p"/>
+            </m:rPr>
+            <m:t>−</m:t>
+          </m:r>
+          <m:f>
+            <m:fPr>
+              <m:type m:val="bar"/>
+            </m:fPr>
+            <m:num>
+              <m:r>
+                <m:rPr>
+                  <m:sty m:val="p"/>
+                </m:rPr>
+                <m:t>Δ</m:t>
+              </m:r>
+              <m:sSub>
+                <m:e>
+                  <m:r>
+                    <m:t>H</m:t>
+                  </m:r>
+                </m:e>
+                <m:sub>
+                  <m:r>
+                    <m:rPr>
+                      <m:sty m:val="p"/>
+                    </m:rPr>
+                    <m:t>v</m:t>
+                  </m:r>
+                  <m:r>
+                    <m:rPr>
+                      <m:sty m:val="p"/>
+                    </m:rPr>
+                    <m:t>a</m:t>
+                  </m:r>
+                  <m:r>
+                    <m:rPr>
+                      <m:sty m:val="p"/>
+                    </m:rPr>
+                    <m:t>p</m:t>
+                  </m:r>
+                </m:sub>
+              </m:sSub>
+            </m:num>
+            <m:den>
+              <m:r>
+                <m:t>R</m:t>
+              </m:r>
+            </m:den>
+          </m:f>
+          <m:d>
+            <m:dPr>
+              <m:begChr m:val="("/>
+              <m:sepChr m:val=""/>
+              <m:endChr m:val=")"/>
+              <m:grow/>
+            </m:dPr>
+            <m:e>
+              <m:f>
+                <m:fPr>
+                  <m:type m:val="bar"/>
+                </m:fPr>
+                <m:num>
+                  <m:r>
+                    <m:t>1</m:t>
+                  </m:r>
+                </m:num>
+                <m:den>
+                  <m:sSub>
+                    <m:e>
+                      <m:r>
+                        <m:t>T</m:t>
+                      </m:r>
+                    </m:e>
+                    <m:sub>
+                      <m:r>
+                        <m:t>2</m:t>
+                      </m:r>
+                    </m:sub>
+                  </m:sSub>
+                </m:den>
+              </m:f>
+              <m:r>
+                <m:rPr>
+                  <m:sty m:val="p"/>
+                </m:rPr>
+                <m:t>−</m:t>
+              </m:r>
+              <m:f>
+                <m:fPr>
+                  <m:type m:val="bar"/>
+                </m:fPr>
+                <m:num>
+                  <m:r>
+                    <m:t>1</m:t>
+                  </m:r>
+                </m:num>
+                <m:den>
+                  <m:sSub>
+                    <m:e>
+                      <m:r>
+                        <m:t>T</m:t>
+                      </m:r>
+                    </m:e>
+                    <m:sub>
+                      <m:r>
+                        <m:t>1</m:t>
+                      </m:r>
+                    </m:sub>
+                  </m:sSub>
+                </m:den>
+              </m:f>
+            </m:e>
+          </m:d>
+        </m:oMath>
+      </m:oMathPara>
     </w:p>
     <w:p>
       <w:pPr>
@@ -7783,15 +7979,276 @@
     </w:p>
     <w:p>
       <w:pPr>
-        <w:pStyle w:val="SourceCode"/>
+        <w:pStyle w:val="BodyText"/>
       </w:pPr>
-      <w:r>
-        <w:rPr>
-          <w:rStyle w:val="VerbatimChar"/>
-          <w:rFonts w:ascii="Times New Roman" w:hAnsi="Times New Roman" w:eastAsia="Times New Roman" w:cs="Times New Roman"/>
-        </w:rPr>
-        <w:t xml:space="preserve">[k] = [v]/[c]^n = (NL^{-3}T^{-1})/(NL^{-3})^n = (L^3N^{-1})^{n-1}T^{-1}</w:t>
-      </w:r>
+      <m:oMathPara>
+        <m:oMathParaPr>
+          <m:jc m:val="center"/>
+          <m:ctrlPr>
+            <w:rPr>
+              <w:sz w:val="28"/>
+              <w:szCs w:val="28"/>
+            </w:rPr>
+          </m:ctrlPr>
+        </m:oMathParaPr>
+        <m:oMath>
+          <m:r>
+            <m:rPr>
+              <m:sty m:val="p"/>
+            </m:rPr>
+            <m:t>[</m:t>
+          </m:r>
+          <m:r>
+            <m:t>k</m:t>
+          </m:r>
+          <m:r>
+            <m:rPr>
+              <m:sty m:val="p"/>
+            </m:rPr>
+            <m:t>]</m:t>
+          </m:r>
+          <m:r>
+            <m:rPr>
+              <m:sty m:val="p"/>
+            </m:rPr>
+            <m:t>=</m:t>
+          </m:r>
+          <m:r>
+            <m:rPr>
+              <m:sty m:val="p"/>
+            </m:rPr>
+            <m:t>[</m:t>
+          </m:r>
+          <m:r>
+            <m:t>v</m:t>
+          </m:r>
+          <m:r>
+            <m:rPr>
+              <m:sty m:val="p"/>
+            </m:rPr>
+            <m:t>]</m:t>
+          </m:r>
+          <m:r>
+            <m:rPr>
+              <m:sty m:val="p"/>
+            </m:rPr>
+            <m:t>/</m:t>
+          </m:r>
+          <m:r>
+            <m:rPr>
+              <m:sty m:val="p"/>
+            </m:rPr>
+            <m:t>[</m:t>
+          </m:r>
+          <m:r>
+            <m:t>c</m:t>
+          </m:r>
+          <m:sSup>
+            <m:e>
+              <m:r>
+                <m:rPr>
+                  <m:sty m:val="p"/>
+                </m:rPr>
+                <m:t>]</m:t>
+              </m:r>
+            </m:e>
+            <m:sup>
+              <m:r>
+                <m:t>n</m:t>
+              </m:r>
+            </m:sup>
+          </m:sSup>
+          <m:r>
+            <m:rPr>
+              <m:sty m:val="p"/>
+            </m:rPr>
+            <m:t>=</m:t>
+          </m:r>
+          <m:r>
+            <m:rPr>
+              <m:sty m:val="p"/>
+            </m:rPr>
+            <m:t>(</m:t>
+          </m:r>
+          <m:r>
+            <m:t>N</m:t>
+          </m:r>
+          <m:sSup>
+            <m:e>
+              <m:r>
+                <m:t>L</m:t>
+              </m:r>
+            </m:e>
+            <m:sup>
+              <m:r>
+                <m:rPr>
+                  <m:sty m:val="p"/>
+                </m:rPr>
+                <m:t>−</m:t>
+              </m:r>
+              <m:r>
+                <m:t>3</m:t>
+              </m:r>
+            </m:sup>
+          </m:sSup>
+          <m:sSup>
+            <m:e>
+              <m:r>
+                <m:t>T</m:t>
+              </m:r>
+            </m:e>
+            <m:sup>
+              <m:r>
+                <m:rPr>
+                  <m:sty m:val="p"/>
+                </m:rPr>
+                <m:t>−</m:t>
+              </m:r>
+              <m:r>
+                <m:t>1</m:t>
+              </m:r>
+            </m:sup>
+          </m:sSup>
+          <m:r>
+            <m:rPr>
+              <m:sty m:val="p"/>
+            </m:rPr>
+            <m:t>)</m:t>
+          </m:r>
+          <m:r>
+            <m:rPr>
+              <m:sty m:val="p"/>
+            </m:rPr>
+            <m:t>/</m:t>
+          </m:r>
+          <m:r>
+            <m:rPr>
+              <m:sty m:val="p"/>
+            </m:rPr>
+            <m:t>(</m:t>
+          </m:r>
+          <m:r>
+            <m:t>N</m:t>
+          </m:r>
+          <m:sSup>
+            <m:e>
+              <m:r>
+                <m:t>L</m:t>
+              </m:r>
+            </m:e>
+            <m:sup>
+              <m:r>
+                <m:rPr>
+                  <m:sty m:val="p"/>
+                </m:rPr>
+                <m:t>−</m:t>
+              </m:r>
+              <m:r>
+                <m:t>3</m:t>
+              </m:r>
+            </m:sup>
+          </m:sSup>
+          <m:sSup>
+            <m:e>
+              <m:r>
+                <m:rPr>
+                  <m:sty m:val="p"/>
+                </m:rPr>
+                <m:t>)</m:t>
+              </m:r>
+            </m:e>
+            <m:sup>
+              <m:r>
+                <m:t>n</m:t>
+              </m:r>
+            </m:sup>
+          </m:sSup>
+          <m:r>
+            <m:rPr>
+              <m:sty m:val="p"/>
+            </m:rPr>
+            <m:t>=</m:t>
+          </m:r>
+          <m:r>
+            <m:rPr>
+              <m:sty m:val="p"/>
+            </m:rPr>
+            <m:t>(</m:t>
+          </m:r>
+          <m:sSup>
+            <m:e>
+              <m:r>
+                <m:t>L</m:t>
+              </m:r>
+            </m:e>
+            <m:sup>
+              <m:r>
+                <m:t>3</m:t>
+              </m:r>
+            </m:sup>
+          </m:sSup>
+          <m:sSup>
+            <m:e>
+              <m:r>
+                <m:t>N</m:t>
+              </m:r>
+            </m:e>
+            <m:sup>
+              <m:r>
+                <m:rPr>
+                  <m:sty m:val="p"/>
+                </m:rPr>
+                <m:t>−</m:t>
+              </m:r>
+              <m:r>
+                <m:t>1</m:t>
+              </m:r>
+            </m:sup>
+          </m:sSup>
+          <m:sSup>
+            <m:e>
+              <m:r>
+                <m:rPr>
+                  <m:sty m:val="p"/>
+                </m:rPr>
+                <m:t>)</m:t>
+              </m:r>
+            </m:e>
+            <m:sup>
+              <m:r>
+                <m:t>n</m:t>
+              </m:r>
+              <m:r>
+                <m:rPr>
+                  <m:sty m:val="p"/>
+                </m:rPr>
+                <m:t>−</m:t>
+              </m:r>
+              <m:r>
+                <m:t>1</m:t>
+              </m:r>
+            </m:sup>
+          </m:sSup>
+          <m:sSup>
+            <m:e>
+              <m:r>
+                <m:t>T</m:t>
+              </m:r>
+            </m:e>
+            <m:sup>
+              <m:r>
+                <m:rPr>
+                  <m:sty m:val="p"/>
+                </m:rPr>
+                <m:t>−</m:t>
+              </m:r>
+              <m:r>
+                <m:t>1</m:t>
+              </m:r>
+            </m:sup>
+          </m:sSup>
+        </m:oMath>
+      </m:oMathPara>
     </w:p>
     <w:p>
       <w:pPr>
@@ -9952,23 +10409,77 @@
     </w:p>
     <w:p>
       <w:pPr>
-        <w:pStyle w:val="SourceCode"/>
+        <w:pStyle w:val="BodyText"/>
       </w:pPr>
-      <w:r>
-        <w:rPr>
-          <w:rStyle w:val="VerbatimChar"/>
-          <w:rFonts w:ascii="Times New Roman" w:hAnsi="Times New Roman" w:eastAsia="Times New Roman" w:cs="Times New Roman"/>
-        </w:rPr>
-        <w:t>η ∝ sqrt(m k_B T) / σ</w:t>
-      </w:r>
-      <w:r>
-        <w:rPr>
-          <w:rStyle w:val="VerbatimChar"/>
-          <w:rFonts w:ascii="Times New Roman" w:hAnsi="Times New Roman" w:eastAsia="Times New Roman" w:cs="Times New Roman"/>
-          <w:vertAlign w:val="superscript"/>
-        </w:rPr>
-        <w:t>2</w:t>
-      </w:r>
+      <m:oMathPara>
+        <m:oMathParaPr>
+          <m:jc m:val="center"/>
+          <m:ctrlPr>
+            <w:rPr>
+              <w:sz w:val="28"/>
+              <w:szCs w:val="28"/>
+            </w:rPr>
+          </m:ctrlPr>
+        </m:oMathParaPr>
+        <m:oMath>
+          <m:r>
+            <m:t>η</m:t>
+          </m:r>
+          <m:r>
+            <m:rPr>
+              <m:sty m:val="p"/>
+            </m:rPr>
+            <m:t>∝</m:t>
+          </m:r>
+          <m:f>
+            <m:fPr>
+              <m:type m:val="bar"/>
+            </m:fPr>
+            <m:num>
+              <m:rad>
+                <m:radPr>
+                  <m:degHide m:val="on"/>
+                </m:radPr>
+                <m:deg/>
+                <m:e>
+                  <m:r>
+                    <m:t>m</m:t>
+                  </m:r>
+                  <m:sSub>
+                    <m:e>
+                      <m:r>
+                        <m:t>k</m:t>
+                      </m:r>
+                    </m:e>
+                    <m:sub>
+                      <m:r>
+                        <m:t>B</m:t>
+                      </m:r>
+                    </m:sub>
+                  </m:sSub>
+                  <m:r>
+                    <m:t>T</m:t>
+                  </m:r>
+                </m:e>
+              </m:rad>
+            </m:num>
+            <m:den>
+              <m:sSup>
+                <m:e>
+                  <m:r>
+                    <m:t>σ</m:t>
+                  </m:r>
+                </m:e>
+                <m:sup>
+                  <m:r>
+                    <m:t>2</m:t>
+                  </m:r>
+                </m:sup>
+              </m:sSup>
+            </m:den>
+          </m:f>
+        </m:oMath>
+      </m:oMathPara>
     </w:p>
     <w:p>
       <w:pPr>
@@ -18144,13 +18655,64 @@
         </w:rPr>
         <w:t xml:space="preserve"> </w:t>
       </w:r>
-      <w:r>
-        <w:rPr>
-          <w:rStyle w:val="VerbatimChar"/>
-          <w:rFonts w:ascii="Times New Roman" w:hAnsi="Times New Roman" w:eastAsia="Times New Roman" w:cs="Times New Roman"/>
-        </w:rPr>
-        <w:t xml:space="preserve">±30 kJ/mol</w:t>
-      </w:r>
+      <m:oMath>
+        <m:oMathPr>
+          <m:ctrlPr>
+            <w:rPr>
+              <w:sz w:val="28"/>
+              <w:szCs w:val="28"/>
+            </w:rPr>
+          </m:ctrlPr>
+        </m:oMathPr>
+        <m:r>
+          <m:rPr>
+            <m:sty m:val="p"/>
+          </m:rPr>
+          <m:t>±</m:t>
+        </m:r>
+        <m:r>
+          <m:t>30</m:t>
+        </m:r>
+        <m:r>
+          <m:t> </m:t>
+        </m:r>
+        <m:r>
+          <m:rPr>
+            <m:sty m:val="p"/>
+          </m:rPr>
+          <m:t>k</m:t>
+        </m:r>
+        <m:r>
+          <m:rPr>
+            <m:sty m:val="p"/>
+          </m:rPr>
+          <m:t>J</m:t>
+        </m:r>
+        <m:r>
+          <m:rPr>
+            <m:sty m:val="p"/>
+          </m:rPr>
+          <m:t>/</m:t>
+        </m:r>
+        <m:r>
+          <m:rPr>
+            <m:sty m:val="p"/>
+          </m:rPr>
+          <m:t>m</m:t>
+        </m:r>
+        <m:r>
+          <m:rPr>
+            <m:sty m:val="p"/>
+          </m:rPr>
+          <m:t>o</m:t>
+        </m:r>
+        <m:r>
+          <m:rPr>
+            <m:sty m:val="p"/>
+          </m:rPr>
+          <m:t>l</m:t>
+        </m:r>
+      </m:oMath>
       <w:r>
         <w:rPr>
           <w:rFonts w:hint="eastAsia" w:ascii="Times New Roman" w:hAnsi="Times New Roman" w:eastAsia="Times New Roman" w:cs="Times New Roman"/>
@@ -18192,12 +18754,26 @@
         </w:rPr>
         <w:t xml:space="preserve"> </w:t>
       </w:r>
-      <w:r>
-        <w:rPr>
-          <w:rFonts w:ascii="Times New Roman" w:hAnsi="Times New Roman" w:eastAsia="Times New Roman" w:cs="Times New Roman"/>
-        </w:rPr>
-        <w:t xml:space="preserve">$`10^{±5}`$</w:t>
-      </w:r>
+      <m:oMath>
+        <m:sSup>
+          <m:e>
+            <m:r>
+              <m:t>10</m:t>
+            </m:r>
+          </m:e>
+          <m:sup>
+            <m:r>
+              <m:rPr>
+                <m:sty m:val="p"/>
+              </m:rPr>
+              <m:t>±</m:t>
+            </m:r>
+            <m:r>
+              <m:t>5</m:t>
+            </m:r>
+          </m:sup>
+        </m:sSup>
+      </m:oMath>
       <w:r>
         <w:rPr>
           <w:rFonts w:ascii="Times New Roman" w:hAnsi="Times New Roman" w:eastAsia="Times New Roman" w:cs="Times New Roman"/>
@@ -19939,83 +20515,234 @@
     </w:p>
     <w:p>
       <w:pPr>
-        <w:pStyle w:val="SourceCode"/>
+        <w:pStyle w:val="FirstParagraph"/>
       </w:pPr>
-      <w:r>
-        <w:rPr>
-          <w:rStyle w:val="VerbatimChar"/>
-          <w:rFonts w:hint="eastAsia" w:ascii="Times New Roman" w:hAnsi="Times New Roman" w:eastAsia="FangSong" w:cs="Times New Roman"/>
-        </w:rPr>
-        <w:t>最概然速率</w:t>
-      </w:r>
-      <w:r>
-        <w:rPr>
-          <w:rStyle w:val="VerbatimChar"/>
-          <w:rFonts w:hint="eastAsia" w:ascii="Times New Roman" w:hAnsi="Times New Roman" w:eastAsia="Times New Roman" w:cs="Times New Roman"/>
-        </w:rPr>
-        <w:t>：v_mp</w:t>
-      </w:r>
-      <w:r>
-        <w:rPr>
-          <w:rStyle w:val="VerbatimChar"/>
-          <w:rFonts w:ascii="Times New Roman" w:hAnsi="Times New Roman" w:eastAsia="Times New Roman" w:cs="Times New Roman"/>
-        </w:rPr>
-        <w:t xml:space="preserve"> = sqrt(2RT/M)</w:t>
-      </w:r>
-      <w:r>
-        <w:rPr>
-          <w:rFonts w:ascii="Times New Roman" w:hAnsi="Times New Roman" w:eastAsia="Times New Roman" w:cs="Times New Roman"/>
-        </w:rPr>
-        <w:br/>
-      </w:r>
-      <w:r>
-        <w:rPr>
-          <w:rStyle w:val="VerbatimChar"/>
-          <w:rFonts w:hint="eastAsia" w:ascii="Times New Roman" w:hAnsi="Times New Roman" w:eastAsia="FangSong" w:cs="Times New Roman"/>
-        </w:rPr>
-        <w:t>平均速率</w:t>
-      </w:r>
-      <w:r>
-        <w:rPr>
-          <w:rStyle w:val="VerbatimChar"/>
-          <w:rFonts w:hint="eastAsia" w:ascii="Times New Roman" w:hAnsi="Times New Roman" w:eastAsia="Times New Roman" w:cs="Times New Roman"/>
-        </w:rPr>
-        <w:t>：</w:t>
-      </w:r>
-      <w:r>
-        <w:rPr>
-          <w:rStyle w:val="VerbatimChar"/>
-          <w:rFonts w:ascii="Times New Roman" w:hAnsi="Times New Roman" w:eastAsia="Times New Roman" w:cs="Times New Roman"/>
-        </w:rPr>
-        <w:t xml:space="preserve">  v̄    = sqrt(8RT/(πM))</w:t>
-      </w:r>
-      <w:r>
-        <w:rPr>
-          <w:rFonts w:ascii="Times New Roman" w:hAnsi="Times New Roman" w:eastAsia="Times New Roman" w:cs="Times New Roman"/>
-        </w:rPr>
-        <w:br/>
-      </w:r>
-      <w:r>
-        <w:rPr>
-          <w:rStyle w:val="VerbatimChar"/>
-          <w:rFonts w:hint="eastAsia" w:ascii="Times New Roman" w:hAnsi="Times New Roman" w:eastAsia="FangSong" w:cs="Times New Roman"/>
-        </w:rPr>
-        <w:t>均方根速率</w:t>
-      </w:r>
-      <w:r>
-        <w:rPr>
-          <w:rStyle w:val="VerbatimChar"/>
-          <w:rFonts w:hint="eastAsia" w:ascii="Times New Roman" w:hAnsi="Times New Roman" w:eastAsia="Times New Roman" w:cs="Times New Roman"/>
-        </w:rPr>
-        <w:t>：v_rms</w:t>
-      </w:r>
-      <w:r>
-        <w:rPr>
-          <w:rStyle w:val="VerbatimChar"/>
-          <w:rFonts w:ascii="Times New Roman" w:hAnsi="Times New Roman" w:eastAsia="Times New Roman" w:cs="Times New Roman"/>
-        </w:rPr>
-        <w:t xml:space="preserve"> = sqrt(3RT/M)</w:t>
-      </w:r>
+      <m:oMathPara>
+        <m:oMathParaPr>
+          <m:jc m:val="center"/>
+          <m:ctrlPr>
+            <w:rPr>
+              <w:sz w:val="28"/>
+              <w:szCs w:val="28"/>
+            </w:rPr>
+          </m:ctrlPr>
+        </m:oMathParaPr>
+        <m:oMath>
+          <m:eqArr>
+            <m:e>
+              <m:r>
+                <m:rPr>
+                  <m:nor/>
+                  <m:sty m:val="p"/>
+                </m:rPr>
+                <m:t>最概然速率：</m:t>
+              </m:r>
+              <m:r>
+                <m:t>&amp;</m:t>
+              </m:r>
+              <m:r>
+                <m:t> </m:t>
+              </m:r>
+              <m:sSub>
+                <m:e>
+                  <m:r>
+                    <m:t>v</m:t>
+                  </m:r>
+                </m:e>
+                <m:sub>
+                  <m:r>
+                    <m:rPr>
+                      <m:sty m:val="p"/>
+                    </m:rPr>
+                    <m:t>m</m:t>
+                  </m:r>
+                  <m:r>
+                    <m:rPr>
+                      <m:sty m:val="p"/>
+                    </m:rPr>
+                    <m:t>p</m:t>
+                  </m:r>
+                </m:sub>
+              </m:sSub>
+              <m:r>
+                <m:rPr>
+                  <m:sty m:val="p"/>
+                </m:rPr>
+                <m:t>=</m:t>
+              </m:r>
+              <m:rad>
+                <m:radPr>
+                  <m:degHide m:val="on"/>
+                </m:radPr>
+                <m:deg/>
+                <m:e>
+                  <m:f>
+                    <m:fPr>
+                      <m:type m:val="bar"/>
+                    </m:fPr>
+                    <m:num>
+                      <m:r>
+                        <m:t>2</m:t>
+                      </m:r>
+                      <m:r>
+                        <m:t>R</m:t>
+                      </m:r>
+                      <m:r>
+                        <m:t>T</m:t>
+                      </m:r>
+                    </m:num>
+                    <m:den>
+                      <m:r>
+                        <m:t>M</m:t>
+                      </m:r>
+                    </m:den>
+                  </m:f>
+                </m:e>
+              </m:rad>
+            </m:e>
+            <m:e>
+              <m:r>
+                <m:rPr>
+                  <m:nor/>
+                  <m:sty m:val="p"/>
+                </m:rPr>
+                <m:t>平均速率：</m:t>
+              </m:r>
+              <m:r>
+                <m:t>&amp;</m:t>
+              </m:r>
+              <m:r>
+                <m:t> </m:t>
+              </m:r>
+              <m:acc>
+                <m:accPr>
+                  <m:chr m:val="‾"/>
+                </m:accPr>
+                <m:e>
+                  <m:r>
+                    <m:t>v</m:t>
+                  </m:r>
+                </m:e>
+              </m:acc>
+              <m:r>
+                <m:rPr>
+                  <m:sty m:val="p"/>
+                </m:rPr>
+                <m:t>=</m:t>
+              </m:r>
+              <m:rad>
+                <m:radPr>
+                  <m:degHide m:val="on"/>
+                </m:radPr>
+                <m:deg/>
+                <m:e>
+                  <m:f>
+                    <m:fPr>
+                      <m:type m:val="bar"/>
+                    </m:fPr>
+                    <m:num>
+                      <m:r>
+                        <m:t>8</m:t>
+                      </m:r>
+                      <m:r>
+                        <m:t>R</m:t>
+                      </m:r>
+                      <m:r>
+                        <m:t>T</m:t>
+                      </m:r>
+                    </m:num>
+                    <m:den>
+                      <m:r>
+                        <m:t>π</m:t>
+                      </m:r>
+                      <m:r>
+                        <m:t>M</m:t>
+                      </m:r>
+                    </m:den>
+                  </m:f>
+                </m:e>
+              </m:rad>
+            </m:e>
+            <m:e>
+              <m:r>
+                <m:rPr>
+                  <m:nor/>
+                  <m:sty m:val="p"/>
+                </m:rPr>
+                <m:t>均方根速率：</m:t>
+              </m:r>
+              <m:r>
+                <m:t>&amp;</m:t>
+              </m:r>
+              <m:r>
+                <m:t> </m:t>
+              </m:r>
+              <m:sSub>
+                <m:e>
+                  <m:r>
+                    <m:t>v</m:t>
+                  </m:r>
+                </m:e>
+                <m:sub>
+                  <m:r>
+                    <m:rPr>
+                      <m:sty m:val="p"/>
+                    </m:rPr>
+                    <m:t>r</m:t>
+                  </m:r>
+                  <m:r>
+                    <m:rPr>
+                      <m:sty m:val="p"/>
+                    </m:rPr>
+                    <m:t>m</m:t>
+                  </m:r>
+                  <m:r>
+                    <m:rPr>
+                      <m:sty m:val="p"/>
+                    </m:rPr>
+                    <m:t>s</m:t>
+                  </m:r>
+                </m:sub>
+              </m:sSub>
+              <m:r>
+                <m:rPr>
+                  <m:sty m:val="p"/>
+                </m:rPr>
+                <m:t>=</m:t>
+              </m:r>
+              <m:rad>
+                <m:radPr>
+                  <m:degHide m:val="on"/>
+                </m:radPr>
+                <m:deg/>
+                <m:e>
+                  <m:f>
+                    <m:fPr>
+                      <m:type m:val="bar"/>
+                    </m:fPr>
+                    <m:num>
+                      <m:r>
+                        <m:t>3</m:t>
+                      </m:r>
+                      <m:r>
+                        <m:t>R</m:t>
+                      </m:r>
+                      <m:r>
+                        <m:t>T</m:t>
+                      </m:r>
+                    </m:num>
+                    <m:den>
+                      <m:r>
+                        <m:t>M</m:t>
+                      </m:r>
+                    </m:den>
+                  </m:f>
+                </m:e>
+              </m:rad>
+            </m:e>
+          </m:eqArr>
+        </m:oMath>
+      </m:oMathPara>
     </w:p>
     <w:p>
       <w:pPr>

--- a/06-学生侧材料/讲义/数学工具/数学工具-第6讲-量纲数量级与估算.docx
+++ b/06-学生侧材料/讲义/数学工具/数学工具-第6讲-量纲数量级与估算.docx
@@ -6850,15 +6850,78 @@
     </w:p>
     <w:p>
       <w:pPr>
-        <w:pStyle w:val="SourceCode"/>
+        <w:pStyle w:val="BodyText"/>
       </w:pPr>
-      <w:r>
-        <w:rPr>
-          <w:rStyle w:val="VerbatimChar"/>
-          <w:rFonts w:ascii="Times New Roman" w:hAnsi="Times New Roman" w:eastAsia="Times New Roman" w:cs="Times New Roman"/>
-        </w:rPr>
-        <w:t xml:space="preserve">E = Eθ − (RT/nF)·ln Q</w:t>
-      </w:r>
+      <m:oMathPara>
+        <m:oMathParaPr>
+          <m:jc m:val="center"/>
+          <m:ctrlPr>
+            <w:rPr>
+              <w:sz w:val="28"/>
+              <w:szCs w:val="28"/>
+            </w:rPr>
+          </m:ctrlPr>
+        </m:oMathParaPr>
+        <m:oMath>
+          <m:r>
+            <m:t>E</m:t>
+          </m:r>
+          <m:r>
+            <m:rPr>
+              <m:sty m:val="p"/>
+            </m:rPr>
+            <m:t>=</m:t>
+          </m:r>
+          <m:sSup>
+            <m:e>
+              <m:r>
+                <m:t>E</m:t>
+              </m:r>
+            </m:e>
+            <m:sup>
+              <m:r>
+                <m:t>θ</m:t>
+              </m:r>
+            </m:sup>
+          </m:sSup>
+          <m:r>
+            <m:rPr>
+              <m:sty m:val="p"/>
+            </m:rPr>
+            <m:t>−</m:t>
+          </m:r>
+          <m:f>
+            <m:fPr>
+              <m:type m:val="bar"/>
+            </m:fPr>
+            <m:num>
+              <m:r>
+                <m:t>R</m:t>
+              </m:r>
+              <m:r>
+                <m:t>T</m:t>
+              </m:r>
+            </m:num>
+            <m:den>
+              <m:r>
+                <m:t>n</m:t>
+              </m:r>
+              <m:r>
+                <m:t>F</m:t>
+              </m:r>
+            </m:den>
+          </m:f>
+          <m:r>
+            <m:rPr>
+              <m:sty m:val="p"/>
+            </m:rPr>
+            <m:t>ln</m:t>
+          </m:r>
+          <m:r>
+            <m:t>Q</m:t>
+          </m:r>
+        </m:oMath>
+      </m:oMathPara>
     </w:p>
     <w:p>
       <w:pPr>
@@ -10877,15 +10940,276 @@
     </w:p>
     <w:p>
       <w:pPr>
-        <w:pStyle w:val="SourceCode"/>
+        <w:pStyle w:val="BodyText"/>
       </w:pPr>
-      <w:r>
-        <w:rPr>
-          <w:rStyle w:val="VerbatimChar"/>
-          <w:rFonts w:ascii="Times New Roman" w:hAnsi="Times New Roman" w:eastAsia="Times New Roman" w:cs="Times New Roman"/>
-        </w:rPr>
-        <w:t xml:space="preserve">1.5 eV × (1.602e-19 J / 1 eV) × (6.022e23 / 1 mol) = 1.447e5 J/mol = 144.7 kJ/mol</w:t>
-      </w:r>
+      <m:oMathPara>
+        <m:oMathParaPr>
+          <m:jc m:val="center"/>
+          <m:ctrlPr>
+            <w:rPr>
+              <w:sz w:val="28"/>
+              <w:szCs w:val="28"/>
+            </w:rPr>
+          </m:ctrlPr>
+        </m:oMathParaPr>
+        <m:oMath>
+          <m:r>
+            <m:t>1.5</m:t>
+          </m:r>
+          <m:r>
+            <m:t> </m:t>
+          </m:r>
+          <m:r>
+            <m:rPr>
+              <m:sty m:val="p"/>
+            </m:rPr>
+            <m:t>e</m:t>
+          </m:r>
+          <m:r>
+            <m:rPr>
+              <m:sty m:val="p"/>
+            </m:rPr>
+            <m:t>V</m:t>
+          </m:r>
+          <m:r>
+            <m:rPr>
+              <m:sty m:val="p"/>
+            </m:rPr>
+            <m:t>×</m:t>
+          </m:r>
+          <m:f>
+            <m:fPr>
+              <m:type m:val="bar"/>
+            </m:fPr>
+            <m:num>
+              <m:r>
+                <m:t>1.602</m:t>
+              </m:r>
+              <m:r>
+                <m:rPr>
+                  <m:sty m:val="p"/>
+                </m:rPr>
+                <m:t>×</m:t>
+              </m:r>
+              <m:sSup>
+                <m:e>
+                  <m:r>
+                    <m:t>10</m:t>
+                  </m:r>
+                </m:e>
+                <m:sup>
+                  <m:r>
+                    <m:rPr>
+                      <m:sty m:val="p"/>
+                    </m:rPr>
+                    <m:t>−</m:t>
+                  </m:r>
+                  <m:r>
+                    <m:t>19</m:t>
+                  </m:r>
+                </m:sup>
+              </m:sSup>
+              <m:r>
+                <m:t> </m:t>
+              </m:r>
+              <m:r>
+                <m:rPr>
+                  <m:sty m:val="p"/>
+                </m:rPr>
+                <m:t>J</m:t>
+              </m:r>
+            </m:num>
+            <m:den>
+              <m:r>
+                <m:t>1</m:t>
+              </m:r>
+              <m:r>
+                <m:t> </m:t>
+              </m:r>
+              <m:r>
+                <m:rPr>
+                  <m:sty m:val="p"/>
+                </m:rPr>
+                <m:t>e</m:t>
+              </m:r>
+              <m:r>
+                <m:rPr>
+                  <m:sty m:val="p"/>
+                </m:rPr>
+                <m:t>V</m:t>
+              </m:r>
+            </m:den>
+          </m:f>
+          <m:r>
+            <m:rPr>
+              <m:sty m:val="p"/>
+            </m:rPr>
+            <m:t>×</m:t>
+          </m:r>
+          <m:f>
+            <m:fPr>
+              <m:type m:val="bar"/>
+            </m:fPr>
+            <m:num>
+              <m:r>
+                <m:t>6.022</m:t>
+              </m:r>
+              <m:r>
+                <m:rPr>
+                  <m:sty m:val="p"/>
+                </m:rPr>
+                <m:t>×</m:t>
+              </m:r>
+              <m:sSup>
+                <m:e>
+                  <m:r>
+                    <m:t>10</m:t>
+                  </m:r>
+                </m:e>
+                <m:sup>
+                  <m:r>
+                    <m:t>23</m:t>
+                  </m:r>
+                </m:sup>
+              </m:sSup>
+            </m:num>
+            <m:den>
+              <m:r>
+                <m:t>1</m:t>
+              </m:r>
+              <m:r>
+                <m:t> </m:t>
+              </m:r>
+              <m:r>
+                <m:rPr>
+                  <m:sty m:val="p"/>
+                </m:rPr>
+                <m:t>m</m:t>
+              </m:r>
+              <m:r>
+                <m:rPr>
+                  <m:sty m:val="p"/>
+                </m:rPr>
+                <m:t>o</m:t>
+              </m:r>
+              <m:r>
+                <m:rPr>
+                  <m:sty m:val="p"/>
+                </m:rPr>
+                <m:t>l</m:t>
+              </m:r>
+            </m:den>
+          </m:f>
+          <m:r>
+            <m:rPr>
+              <m:sty m:val="p"/>
+            </m:rPr>
+            <m:t>=</m:t>
+          </m:r>
+          <m:r>
+            <m:t>1.447</m:t>
+          </m:r>
+          <m:r>
+            <m:rPr>
+              <m:sty m:val="p"/>
+            </m:rPr>
+            <m:t>×</m:t>
+          </m:r>
+          <m:sSup>
+            <m:e>
+              <m:r>
+                <m:t>10</m:t>
+              </m:r>
+            </m:e>
+            <m:sup>
+              <m:r>
+                <m:t>5</m:t>
+              </m:r>
+            </m:sup>
+          </m:sSup>
+          <m:r>
+            <m:t> </m:t>
+          </m:r>
+          <m:r>
+            <m:rPr>
+              <m:sty m:val="p"/>
+            </m:rPr>
+            <m:t>J</m:t>
+          </m:r>
+          <m:r>
+            <m:rPr>
+              <m:sty m:val="p"/>
+            </m:rPr>
+            <m:t>/</m:t>
+          </m:r>
+          <m:r>
+            <m:rPr>
+              <m:sty m:val="p"/>
+            </m:rPr>
+            <m:t>m</m:t>
+          </m:r>
+          <m:r>
+            <m:rPr>
+              <m:sty m:val="p"/>
+            </m:rPr>
+            <m:t>o</m:t>
+          </m:r>
+          <m:r>
+            <m:rPr>
+              <m:sty m:val="p"/>
+            </m:rPr>
+            <m:t>l</m:t>
+          </m:r>
+          <m:r>
+            <m:rPr>
+              <m:sty m:val="p"/>
+            </m:rPr>
+            <m:t>=</m:t>
+          </m:r>
+          <m:r>
+            <m:t>144.7</m:t>
+          </m:r>
+          <m:r>
+            <m:t> </m:t>
+          </m:r>
+          <m:r>
+            <m:rPr>
+              <m:sty m:val="p"/>
+            </m:rPr>
+            <m:t>k</m:t>
+          </m:r>
+          <m:r>
+            <m:rPr>
+              <m:sty m:val="p"/>
+            </m:rPr>
+            <m:t>J</m:t>
+          </m:r>
+          <m:r>
+            <m:rPr>
+              <m:sty m:val="p"/>
+            </m:rPr>
+            <m:t>/</m:t>
+          </m:r>
+          <m:r>
+            <m:rPr>
+              <m:sty m:val="p"/>
+            </m:rPr>
+            <m:t>m</m:t>
+          </m:r>
+          <m:r>
+            <m:rPr>
+              <m:sty m:val="p"/>
+            </m:rPr>
+            <m:t>o</m:t>
+          </m:r>
+          <m:r>
+            <m:rPr>
+              <m:sty m:val="p"/>
+            </m:rPr>
+            <m:t>l</m:t>
+          </m:r>
+        </m:oMath>
+      </m:oMathPara>
     </w:p>
     <w:p>
       <w:pPr>
@@ -17840,15 +18164,99 @@
     </w:p>
     <w:p>
       <w:pPr>
-        <w:pStyle w:val="SourceCode"/>
+        <w:pStyle w:val="FirstParagraph"/>
       </w:pPr>
-      <w:r>
-        <w:rPr>
-          <w:rStyle w:val="VerbatimChar"/>
-          <w:rFonts w:ascii="Times New Roman" w:hAnsi="Times New Roman" w:eastAsia="Times New Roman" w:cs="Times New Roman"/>
-        </w:rPr>
-        <w:t xml:space="preserve">ΔGθ = −RT ln K = −2.303 RT lg K</w:t>
-      </w:r>
+      <m:oMathPara>
+        <m:oMathParaPr>
+          <m:jc m:val="center"/>
+          <m:ctrlPr>
+            <w:rPr>
+              <w:sz w:val="28"/>
+              <w:szCs w:val="28"/>
+            </w:rPr>
+          </m:ctrlPr>
+        </m:oMathParaPr>
+        <m:oMath>
+          <m:r>
+            <m:rPr>
+              <m:sty m:val="p"/>
+            </m:rPr>
+            <m:t>Δ</m:t>
+          </m:r>
+          <m:sSup>
+            <m:e>
+              <m:r>
+                <m:t>G</m:t>
+              </m:r>
+            </m:e>
+            <m:sup>
+              <m:r>
+                <m:t>θ</m:t>
+              </m:r>
+            </m:sup>
+          </m:sSup>
+          <m:r>
+            <m:rPr>
+              <m:sty m:val="p"/>
+            </m:rPr>
+            <m:t>=</m:t>
+          </m:r>
+          <m:r>
+            <m:rPr>
+              <m:sty m:val="p"/>
+            </m:rPr>
+            <m:t>−</m:t>
+          </m:r>
+          <m:r>
+            <m:t>R</m:t>
+          </m:r>
+          <m:r>
+            <m:t>T</m:t>
+          </m:r>
+          <m:r>
+            <m:rPr>
+              <m:sty m:val="p"/>
+            </m:rPr>
+            <m:t>ln</m:t>
+          </m:r>
+          <m:r>
+            <m:t>K</m:t>
+          </m:r>
+          <m:r>
+            <m:rPr>
+              <m:sty m:val="p"/>
+            </m:rPr>
+            <m:t>=</m:t>
+          </m:r>
+          <m:r>
+            <m:rPr>
+              <m:sty m:val="p"/>
+            </m:rPr>
+            <m:t>−</m:t>
+          </m:r>
+          <m:r>
+            <m:t>2.303</m:t>
+          </m:r>
+          <m:r>
+            <m:t> </m:t>
+          </m:r>
+          <m:r>
+            <m:t>R</m:t>
+          </m:r>
+          <m:r>
+            <m:t>T</m:t>
+          </m:r>
+          <m:r>
+            <m:rPr>
+              <m:sty m:val="p"/>
+            </m:rPr>
+            <m:t>lg</m:t>
+          </m:r>
+          <m:r>
+            <m:t>K</m:t>
+          </m:r>
+        </m:oMath>
+      </m:oMathPara>
     </w:p>
     <w:p>
       <w:pPr>
@@ -17978,49 +18386,193 @@
     </w:p>
     <w:p>
       <w:pPr>
-        <w:pStyle w:val="SourceCode"/>
+        <w:pStyle w:val="BodyText"/>
       </w:pPr>
-      <w:r>
-        <w:rPr>
-          <w:rStyle w:val="VerbatimChar"/>
-          <w:rFonts w:ascii="Times New Roman" w:hAnsi="Times New Roman" w:eastAsia="Times New Roman" w:cs="Times New Roman"/>
-        </w:rPr>
-        <w:t xml:space="preserve">ΔGθ(kJ/mol) ≈ −5.71 × lg K      </w:t>
-      </w:r>
-      <w:r>
-        <w:rPr>
-          <w:rStyle w:val="VerbatimChar"/>
-          <w:rFonts w:hint="eastAsia" w:ascii="Times New Roman" w:hAnsi="Times New Roman" w:eastAsia="Times New Roman" w:cs="Times New Roman"/>
-        </w:rPr>
-        <w:t xml:space="preserve">（298</w:t>
-      </w:r>
-      <w:r>
-        <w:rPr>
-          <w:rStyle w:val="VerbatimChar"/>
-          <w:rFonts w:ascii="Times New Roman" w:hAnsi="Times New Roman" w:eastAsia="Times New Roman" w:cs="Times New Roman"/>
-        </w:rPr>
-        <w:t xml:space="preserve"> </w:t>
-      </w:r>
-      <w:r>
-        <w:rPr>
-          <w:rStyle w:val="VerbatimChar"/>
-          <w:rFonts w:hint="eastAsia" w:ascii="Times New Roman" w:hAnsi="Times New Roman" w:eastAsia="Times New Roman" w:cs="Times New Roman"/>
-        </w:rPr>
-        <w:t xml:space="preserve">K）</w:t>
-      </w:r>
-      <w:r>
-        <w:rPr>
-          <w:rFonts w:ascii="Times New Roman" w:hAnsi="Times New Roman" w:eastAsia="Times New Roman" w:cs="Times New Roman"/>
-        </w:rPr>
-        <w:br/>
-      </w:r>
-      <w:r>
-        <w:rPr>
-          <w:rStyle w:val="VerbatimChar"/>
-          <w:rFonts w:ascii="Times New Roman" w:hAnsi="Times New Roman" w:eastAsia="Times New Roman" w:cs="Times New Roman"/>
-        </w:rPr>
-        <w:t xml:space="preserve">lg K ≈ −ΔGθ / 5.71</w:t>
-      </w:r>
+      <m:oMathPara>
+        <m:oMathParaPr>
+          <m:jc m:val="center"/>
+          <m:ctrlPr>
+            <w:rPr>
+              <w:sz w:val="28"/>
+              <w:szCs w:val="28"/>
+            </w:rPr>
+          </m:ctrlPr>
+        </m:oMathParaPr>
+        <m:oMath>
+          <m:eqArr>
+            <m:e>
+              <m:r>
+                <m:rPr>
+                  <m:sty m:val="p"/>
+                </m:rPr>
+                <m:t>Δ</m:t>
+              </m:r>
+              <m:sSup>
+                <m:e>
+                  <m:r>
+                    <m:t>G</m:t>
+                  </m:r>
+                </m:e>
+                <m:sup>
+                  <m:r>
+                    <m:t>θ</m:t>
+                  </m:r>
+                </m:sup>
+              </m:sSup>
+              <m:r>
+                <m:t> </m:t>
+              </m:r>
+              <m:r>
+                <m:rPr>
+                  <m:sty m:val="p"/>
+                </m:rPr>
+                <m:t>(</m:t>
+              </m:r>
+              <m:r>
+                <m:rPr>
+                  <m:sty m:val="p"/>
+                </m:rPr>
+                <m:t>k</m:t>
+              </m:r>
+              <m:r>
+                <m:rPr>
+                  <m:sty m:val="p"/>
+                </m:rPr>
+                <m:t>J</m:t>
+              </m:r>
+              <m:r>
+                <m:rPr>
+                  <m:sty m:val="p"/>
+                </m:rPr>
+                <m:t>/</m:t>
+              </m:r>
+              <m:r>
+                <m:rPr>
+                  <m:sty m:val="p"/>
+                </m:rPr>
+                <m:t>m</m:t>
+              </m:r>
+              <m:r>
+                <m:rPr>
+                  <m:sty m:val="p"/>
+                </m:rPr>
+                <m:t>o</m:t>
+              </m:r>
+              <m:r>
+                <m:rPr>
+                  <m:sty m:val="p"/>
+                </m:rPr>
+                <m:t>l</m:t>
+              </m:r>
+              <m:r>
+                <m:rPr>
+                  <m:sty m:val="p"/>
+                </m:rPr>
+                <m:t>)</m:t>
+              </m:r>
+              <m:r>
+                <m:t>&amp;</m:t>
+              </m:r>
+              <m:r>
+                <m:rPr>
+                  <m:sty m:val="p"/>
+                </m:rPr>
+                <m:t>≈</m:t>
+              </m:r>
+              <m:r>
+                <m:rPr>
+                  <m:sty m:val="p"/>
+                </m:rPr>
+                <m:t>−</m:t>
+              </m:r>
+              <m:r>
+                <m:t>5.71</m:t>
+              </m:r>
+              <m:r>
+                <m:rPr>
+                  <m:sty m:val="p"/>
+                </m:rPr>
+                <m:t>×</m:t>
+              </m:r>
+              <m:r>
+                <m:rPr>
+                  <m:sty m:val="p"/>
+                </m:rPr>
+                <m:t>lg</m:t>
+              </m:r>
+              <m:r>
+                <m:t>K</m:t>
+              </m:r>
+              <m:r>
+                <m:t>  </m:t>
+              </m:r>
+              <m:r>
+                <m:rPr>
+                  <m:nor/>
+                  <m:sty m:val="p"/>
+                </m:rPr>
+                <m:t>（298 K）</m:t>
+              </m:r>
+            </m:e>
+            <m:e>
+              <m:r>
+                <m:rPr>
+                  <m:sty m:val="p"/>
+                </m:rPr>
+                <m:t>lg</m:t>
+              </m:r>
+              <m:r>
+                <m:t>K</m:t>
+              </m:r>
+              <m:r>
+                <m:t>&amp;</m:t>
+              </m:r>
+              <m:r>
+                <m:rPr>
+                  <m:sty m:val="p"/>
+                </m:rPr>
+                <m:t>≈</m:t>
+              </m:r>
+              <m:r>
+                <m:rPr>
+                  <m:sty m:val="p"/>
+                </m:rPr>
+                <m:t>−</m:t>
+              </m:r>
+              <m:f>
+                <m:fPr>
+                  <m:type m:val="bar"/>
+                </m:fPr>
+                <m:num>
+                  <m:r>
+                    <m:rPr>
+                      <m:sty m:val="p"/>
+                    </m:rPr>
+                    <m:t>Δ</m:t>
+                  </m:r>
+                  <m:sSup>
+                    <m:e>
+                      <m:r>
+                        <m:t>G</m:t>
+                      </m:r>
+                    </m:e>
+                    <m:sup>
+                      <m:r>
+                        <m:t>θ</m:t>
+                      </m:r>
+                    </m:sup>
+                  </m:sSup>
+                </m:num>
+                <m:den>
+                  <m:r>
+                    <m:t>5.71</m:t>
+                  </m:r>
+                </m:den>
+              </m:f>
+            </m:e>
+          </m:eqArr>
+        </m:oMath>
+      </m:oMathPara>
     </w:p>
     <w:p>
       <w:pPr>
@@ -20048,182 +20600,275 @@
     </w:p>
     <w:p>
       <w:pPr>
-        <w:pStyle w:val="SourceCode"/>
+        <w:pStyle w:val="FirstParagraph"/>
       </w:pPr>
-      <w:r>
-        <w:rPr>
-          <w:rStyle w:val="VerbatimChar"/>
-          <w:rFonts w:hint="eastAsia" w:ascii="Times New Roman" w:hAnsi="Times New Roman" w:eastAsia="FangSong" w:cs="Times New Roman"/>
-        </w:rPr>
-        <w:t>一级</w:t>
-      </w:r>
-      <w:r>
-        <w:rPr>
-          <w:rStyle w:val="VerbatimChar"/>
-          <w:rFonts w:hint="eastAsia" w:ascii="Times New Roman" w:hAnsi="Times New Roman" w:eastAsia="Times New Roman" w:cs="Times New Roman"/>
-        </w:rPr>
-        <w:t>：t</w:t>
-      </w:r>
-      <w:r>
-        <w:rPr>
-          <w:rStyle w:val="VerbatimChar"/>
-          <w:rFonts w:hint="eastAsia" w:ascii="Times New Roman" w:hAnsi="Times New Roman" w:eastAsia="Times New Roman" w:cs="Times New Roman"/>
-          <w:vertAlign w:val="subscript"/>
-        </w:rPr>
-        <w:t>1</w:t>
-      </w:r>
-      <w:r>
-        <w:rPr>
-          <w:rStyle w:val="VerbatimChar"/>
-          <w:rFonts w:hint="eastAsia" w:ascii="Times New Roman" w:hAnsi="Times New Roman" w:eastAsia="Times New Roman" w:cs="Times New Roman"/>
-        </w:rPr>
-        <w:t>/</w:t>
-      </w:r>
-      <w:r>
-        <w:rPr>
-          <w:rStyle w:val="VerbatimChar"/>
-          <w:rFonts w:hint="eastAsia" w:ascii="Times New Roman" w:hAnsi="Times New Roman" w:eastAsia="Times New Roman" w:cs="Times New Roman"/>
-          <w:vertAlign w:val="subscript"/>
-        </w:rPr>
-        <w:t>2</w:t>
-      </w:r>
-      <w:r>
-        <w:rPr>
-          <w:rStyle w:val="VerbatimChar"/>
-          <w:rFonts w:ascii="Times New Roman" w:hAnsi="Times New Roman" w:eastAsia="Times New Roman" w:cs="Times New Roman"/>
-        </w:rPr>
-        <w:t xml:space="preserve"> = ln2 / k = 0.693 / k</w:t>
-      </w:r>
-      <w:r>
-        <w:rPr>
-          <w:rFonts w:ascii="Times New Roman" w:hAnsi="Times New Roman" w:eastAsia="Times New Roman" w:cs="Times New Roman"/>
-        </w:rPr>
-        <w:br/>
-      </w:r>
-      <w:r>
-        <w:rPr>
-          <w:rStyle w:val="VerbatimChar"/>
-          <w:rFonts w:hint="eastAsia" w:ascii="Times New Roman" w:hAnsi="Times New Roman" w:eastAsia="FangSong" w:cs="Times New Roman"/>
-        </w:rPr>
-        <w:t>零级</w:t>
-      </w:r>
-      <w:r>
-        <w:rPr>
-          <w:rStyle w:val="VerbatimChar"/>
-          <w:rFonts w:hint="eastAsia" w:ascii="Times New Roman" w:hAnsi="Times New Roman" w:eastAsia="Times New Roman" w:cs="Times New Roman"/>
-        </w:rPr>
-        <w:t>：t</w:t>
-      </w:r>
-      <w:r>
-        <w:rPr>
-          <w:rStyle w:val="VerbatimChar"/>
-          <w:rFonts w:hint="eastAsia" w:ascii="Times New Roman" w:hAnsi="Times New Roman" w:eastAsia="Times New Roman" w:cs="Times New Roman"/>
-          <w:vertAlign w:val="subscript"/>
-        </w:rPr>
-        <w:t>1</w:t>
-      </w:r>
-      <w:r>
-        <w:rPr>
-          <w:rStyle w:val="VerbatimChar"/>
-          <w:rFonts w:hint="eastAsia" w:ascii="Times New Roman" w:hAnsi="Times New Roman" w:eastAsia="Times New Roman" w:cs="Times New Roman"/>
-        </w:rPr>
-        <w:t>/</w:t>
-      </w:r>
-      <w:r>
-        <w:rPr>
-          <w:rStyle w:val="VerbatimChar"/>
-          <w:rFonts w:hint="eastAsia" w:ascii="Times New Roman" w:hAnsi="Times New Roman" w:eastAsia="Times New Roman" w:cs="Times New Roman"/>
-          <w:vertAlign w:val="subscript"/>
-        </w:rPr>
-        <w:t>2</w:t>
-      </w:r>
-      <w:r>
-        <w:rPr>
-          <w:rStyle w:val="VerbatimChar"/>
-          <w:rFonts w:ascii="Times New Roman" w:hAnsi="Times New Roman" w:eastAsia="Times New Roman" w:cs="Times New Roman"/>
-        </w:rPr>
-        <w:t xml:space="preserve"> = [A]</w:t>
-      </w:r>
-      <w:r>
-        <w:rPr>
-          <w:rStyle w:val="VerbatimChar"/>
-          <w:rFonts w:ascii="Times New Roman" w:hAnsi="Times New Roman" w:eastAsia="Times New Roman" w:cs="Times New Roman"/>
-          <w:vertAlign w:val="subscript"/>
-        </w:rPr>
-        <w:t>0</w:t>
-      </w:r>
-      <w:r>
-        <w:rPr>
-          <w:rStyle w:val="VerbatimChar"/>
-          <w:rFonts w:ascii="Times New Roman" w:hAnsi="Times New Roman" w:eastAsia="Times New Roman" w:cs="Times New Roman"/>
-        </w:rPr>
-        <w:t xml:space="preserve"> / (2k)</w:t>
-      </w:r>
-      <w:r>
-        <w:rPr>
-          <w:rFonts w:ascii="Times New Roman" w:hAnsi="Times New Roman" w:eastAsia="Times New Roman" w:cs="Times New Roman"/>
-        </w:rPr>
-        <w:br/>
-      </w:r>
-      <w:r>
-        <w:rPr>
-          <w:rStyle w:val="VerbatimChar"/>
-          <w:rFonts w:hint="eastAsia" w:ascii="Times New Roman" w:hAnsi="Times New Roman" w:eastAsia="FangSong" w:cs="Times New Roman"/>
-        </w:rPr>
-        <w:t>二级</w:t>
-      </w:r>
-      <w:r>
-        <w:rPr>
-          <w:rStyle w:val="VerbatimChar"/>
-          <w:rFonts w:hint="eastAsia" w:ascii="Times New Roman" w:hAnsi="Times New Roman" w:eastAsia="Times New Roman" w:cs="Times New Roman"/>
-        </w:rPr>
-        <w:t>：t</w:t>
-      </w:r>
-      <w:r>
-        <w:rPr>
-          <w:rStyle w:val="VerbatimChar"/>
-          <w:rFonts w:hint="eastAsia" w:ascii="Times New Roman" w:hAnsi="Times New Roman" w:eastAsia="Times New Roman" w:cs="Times New Roman"/>
-          <w:vertAlign w:val="subscript"/>
-        </w:rPr>
-        <w:t>1</w:t>
-      </w:r>
-      <w:r>
-        <w:rPr>
-          <w:rStyle w:val="VerbatimChar"/>
-          <w:rFonts w:hint="eastAsia" w:ascii="Times New Roman" w:hAnsi="Times New Roman" w:eastAsia="Times New Roman" w:cs="Times New Roman"/>
-        </w:rPr>
-        <w:t>/</w:t>
-      </w:r>
-      <w:r>
-        <w:rPr>
-          <w:rStyle w:val="VerbatimChar"/>
-          <w:rFonts w:hint="eastAsia" w:ascii="Times New Roman" w:hAnsi="Times New Roman" w:eastAsia="Times New Roman" w:cs="Times New Roman"/>
-          <w:vertAlign w:val="subscript"/>
-        </w:rPr>
-        <w:t>2</w:t>
-      </w:r>
-      <w:r>
-        <w:rPr>
-          <w:rStyle w:val="VerbatimChar"/>
-          <w:rFonts w:ascii="Times New Roman" w:hAnsi="Times New Roman" w:eastAsia="Times New Roman" w:cs="Times New Roman"/>
-        </w:rPr>
-        <w:t xml:space="preserve"> = 1 / (k[A]</w:t>
-      </w:r>
-      <w:r>
-        <w:rPr>
-          <w:rStyle w:val="VerbatimChar"/>
-          <w:rFonts w:ascii="Times New Roman" w:hAnsi="Times New Roman" w:eastAsia="Times New Roman" w:cs="Times New Roman"/>
-          <w:vertAlign w:val="subscript"/>
-        </w:rPr>
-        <w:t>0</w:t>
-      </w:r>
-      <w:r>
-        <w:rPr>
-          <w:rStyle w:val="VerbatimChar"/>
-          <w:rFonts w:ascii="Times New Roman" w:hAnsi="Times New Roman" w:eastAsia="Times New Roman" w:cs="Times New Roman"/>
-        </w:rPr>
-        <w:t>)</w:t>
-      </w:r>
+      <m:oMathPara>
+        <m:oMathParaPr>
+          <m:jc m:val="center"/>
+          <m:ctrlPr>
+            <w:rPr>
+              <w:sz w:val="28"/>
+              <w:szCs w:val="28"/>
+            </w:rPr>
+          </m:ctrlPr>
+        </m:oMathParaPr>
+        <m:oMath>
+          <m:eqArr>
+            <m:e>
+              <m:r>
+                <m:rPr>
+                  <m:nor/>
+                  <m:sty m:val="p"/>
+                </m:rPr>
+                <m:t>一级：</m:t>
+              </m:r>
+              <m:r>
+                <m:t>&amp;</m:t>
+              </m:r>
+              <m:r>
+                <m:t> </m:t>
+              </m:r>
+              <m:sSub>
+                <m:e>
+                  <m:r>
+                    <m:t>t</m:t>
+                  </m:r>
+                </m:e>
+                <m:sub>
+                  <m:r>
+                    <m:t>1</m:t>
+                  </m:r>
+                  <m:r>
+                    <m:rPr>
+                      <m:sty m:val="p"/>
+                    </m:rPr>
+                    <m:t>/</m:t>
+                  </m:r>
+                  <m:r>
+                    <m:t>2</m:t>
+                  </m:r>
+                </m:sub>
+              </m:sSub>
+              <m:r>
+                <m:rPr>
+                  <m:sty m:val="p"/>
+                </m:rPr>
+                <m:t>=</m:t>
+              </m:r>
+              <m:f>
+                <m:fPr>
+                  <m:type m:val="bar"/>
+                </m:fPr>
+                <m:num>
+                  <m:r>
+                    <m:rPr>
+                      <m:sty m:val="p"/>
+                    </m:rPr>
+                    <m:t>ln</m:t>
+                  </m:r>
+                  <m:r>
+                    <m:t>2</m:t>
+                  </m:r>
+                </m:num>
+                <m:den>
+                  <m:r>
+                    <m:t>k</m:t>
+                  </m:r>
+                </m:den>
+              </m:f>
+              <m:r>
+                <m:rPr>
+                  <m:sty m:val="p"/>
+                </m:rPr>
+                <m:t>=</m:t>
+              </m:r>
+              <m:f>
+                <m:fPr>
+                  <m:type m:val="bar"/>
+                </m:fPr>
+                <m:num>
+                  <m:r>
+                    <m:t>0.693</m:t>
+                  </m:r>
+                </m:num>
+                <m:den>
+                  <m:r>
+                    <m:t>k</m:t>
+                  </m:r>
+                </m:den>
+              </m:f>
+            </m:e>
+            <m:e>
+              <m:r>
+                <m:rPr>
+                  <m:nor/>
+                  <m:sty m:val="p"/>
+                </m:rPr>
+                <m:t>零级：</m:t>
+              </m:r>
+              <m:r>
+                <m:t>&amp;</m:t>
+              </m:r>
+              <m:r>
+                <m:t> </m:t>
+              </m:r>
+              <m:sSub>
+                <m:e>
+                  <m:r>
+                    <m:t>t</m:t>
+                  </m:r>
+                </m:e>
+                <m:sub>
+                  <m:r>
+                    <m:t>1</m:t>
+                  </m:r>
+                  <m:r>
+                    <m:rPr>
+                      <m:sty m:val="p"/>
+                    </m:rPr>
+                    <m:t>/</m:t>
+                  </m:r>
+                  <m:r>
+                    <m:t>2</m:t>
+                  </m:r>
+                </m:sub>
+              </m:sSub>
+              <m:r>
+                <m:rPr>
+                  <m:sty m:val="p"/>
+                </m:rPr>
+                <m:t>=</m:t>
+              </m:r>
+              <m:f>
+                <m:fPr>
+                  <m:type m:val="bar"/>
+                </m:fPr>
+                <m:num>
+                  <m:r>
+                    <m:rPr>
+                      <m:sty m:val="p"/>
+                    </m:rPr>
+                    <m:t>[</m:t>
+                  </m:r>
+                  <m:r>
+                    <m:rPr>
+                      <m:sty m:val="p"/>
+                    </m:rPr>
+                    <m:t>A</m:t>
+                  </m:r>
+                  <m:sSub>
+                    <m:e>
+                      <m:r>
+                        <m:rPr>
+                          <m:sty m:val="p"/>
+                        </m:rPr>
+                        <m:t>]</m:t>
+                      </m:r>
+                    </m:e>
+                    <m:sub>
+                      <m:r>
+                        <m:t>0</m:t>
+                      </m:r>
+                    </m:sub>
+                  </m:sSub>
+                </m:num>
+                <m:den>
+                  <m:r>
+                    <m:t>2</m:t>
+                  </m:r>
+                  <m:r>
+                    <m:t>k</m:t>
+                  </m:r>
+                </m:den>
+              </m:f>
+            </m:e>
+            <m:e>
+              <m:r>
+                <m:rPr>
+                  <m:nor/>
+                  <m:sty m:val="p"/>
+                </m:rPr>
+                <m:t>二级：</m:t>
+              </m:r>
+              <m:r>
+                <m:t>&amp;</m:t>
+              </m:r>
+              <m:r>
+                <m:t> </m:t>
+              </m:r>
+              <m:sSub>
+                <m:e>
+                  <m:r>
+                    <m:t>t</m:t>
+                  </m:r>
+                </m:e>
+                <m:sub>
+                  <m:r>
+                    <m:t>1</m:t>
+                  </m:r>
+                  <m:r>
+                    <m:rPr>
+                      <m:sty m:val="p"/>
+                    </m:rPr>
+                    <m:t>/</m:t>
+                  </m:r>
+                  <m:r>
+                    <m:t>2</m:t>
+                  </m:r>
+                </m:sub>
+              </m:sSub>
+              <m:r>
+                <m:rPr>
+                  <m:sty m:val="p"/>
+                </m:rPr>
+                <m:t>=</m:t>
+              </m:r>
+              <m:f>
+                <m:fPr>
+                  <m:type m:val="bar"/>
+                </m:fPr>
+                <m:num>
+                  <m:r>
+                    <m:t>1</m:t>
+                  </m:r>
+                </m:num>
+                <m:den>
+                  <m:r>
+                    <m:t>k</m:t>
+                  </m:r>
+                  <m:r>
+                    <m:rPr>
+                      <m:sty m:val="p"/>
+                    </m:rPr>
+                    <m:t>[</m:t>
+                  </m:r>
+                  <m:r>
+                    <m:rPr>
+                      <m:sty m:val="p"/>
+                    </m:rPr>
+                    <m:t>A</m:t>
+                  </m:r>
+                  <m:sSub>
+                    <m:e>
+                      <m:r>
+                        <m:rPr>
+                          <m:sty m:val="p"/>
+                        </m:rPr>
+                        <m:t>]</m:t>
+                      </m:r>
+                    </m:e>
+                    <m:sub>
+                      <m:r>
+                        <m:t>0</m:t>
+                      </m:r>
+                    </m:sub>
+                  </m:sSub>
+                </m:den>
+              </m:f>
+            </m:e>
+          </m:eqArr>
+        </m:oMath>
+      </m:oMathPara>
     </w:p>
     <w:p>
       <w:pPr>

--- a/06-学生侧材料/讲义/数学工具/数学工具-第6讲-量纲数量级与估算.docx
+++ b/06-学生侧材料/讲义/数学工具/数学工具-第6讲-量纲数量级与估算.docx
@@ -37390,7 +37390,7 @@
     <ns0:name ns0:val="Verbatim Char"/>
     <ns0:basedOn ns0:val="BodyTextChar"/>
     <ns0:rPr>
-      <ns0:rFonts ns0:ascii="Times New Roman" ns0:cs="Times New Roman" ns0:eastAsia="FangSong" ns0:hAnsi="Times New Roman"/>
+      <ns0:rFonts ns0:ascii="SimSun" ns0:hAnsi="SimSun" ns0:eastAsia="SimSun" ns0:cs="SimSun"/>
       <ns0:b ns0:val="0"/>
       <ns0:sz ns0:val="20"/>
     </ns0:rPr>
@@ -37468,7 +37468,7 @@
       <w:wordWrap w:val="off"/>
     </w:pPr>
     <ns0:rPr>
-      <w:rFonts ns0:ascii="Times New Roman" ns0:hAnsi="Times New Roman" ns0:eastAsia="FangSong" ns0:cs="Times New Roman"/>
+      <w:rFonts w:ascii="SimSun" w:hAnsi="SimSun" w:eastAsia="SimSun" w:cs="SimSun"/>
     </ns0:rPr>
   </w:style>
   <w:style w:type="character" w:customStyle="1" w:styleId="KeywordTok">
